--- a/06_documentacao/Documentação da Estrutura de Diretorios.docx
+++ b/06_documentacao/Documentação da Estrutura de Diretorios.docx
@@ -37,11 +37,792 @@
       <w:r>
         <w:rPr>
           <w:rFonts w:cs="Times New Roman"/>
-          <w:bCs/>
-          <w:szCs w:val="28"/>
-        </w:rPr>
-        <w:t xml:space="preserve">Analisar a arquitetura física do SGBD; </w:t>
-      </w:r>
+          <w:b/>
+          <w:szCs w:val="28"/>
+        </w:rPr>
+        <w:t>Analisar a arquitetura física do SGBD</w:t>
+      </w:r>
+      <w:r>
+        <w:rPr>
+          <w:rFonts w:cs="Times New Roman"/>
+          <w:bCs/>
+          <w:szCs w:val="28"/>
+        </w:rPr>
+        <w:t xml:space="preserve"> </w:t>
+      </w:r>
+      <w:r>
+        <w:rPr>
+          <w:b/>
+          <w:bCs/>
+        </w:rPr>
+        <w:t>— PostgreSQL 18 (Windows)</w:t>
+      </w:r>
+    </w:p>
+    <w:p>
+      <w:r>
+        <w:t>C:\Program Files\PostgreSQL\18\</w:t>
+      </w:r>
+    </w:p>
+    <w:p>
+      <w:r>
+        <w:t>├── bin\                   # Executáveis (</w:t>
+      </w:r>
+      <w:proofErr w:type="spellStart"/>
+      <w:r>
+        <w:t>psql</w:t>
+      </w:r>
+      <w:proofErr w:type="spellEnd"/>
+      <w:r>
+        <w:t xml:space="preserve">, </w:t>
+      </w:r>
+      <w:proofErr w:type="spellStart"/>
+      <w:r>
+        <w:t>initdb</w:t>
+      </w:r>
+      <w:proofErr w:type="spellEnd"/>
+      <w:r>
+        <w:t xml:space="preserve">, </w:t>
+      </w:r>
+      <w:proofErr w:type="spellStart"/>
+      <w:r>
+        <w:t>pg_ctl</w:t>
+      </w:r>
+      <w:proofErr w:type="spellEnd"/>
+      <w:r>
+        <w:t>, etc.)</w:t>
+      </w:r>
+    </w:p>
+    <w:p>
+      <w:r>
+        <w:t>├── data\                  # Diretório principal de dados da instância</w:t>
+      </w:r>
+    </w:p>
+    <w:p>
+      <w:r>
+        <w:t>│   ├── base\              # Bancos de dados (cada subpasta = OID de um DB)</w:t>
+      </w:r>
+    </w:p>
+    <w:p>
+      <w:r>
+        <w:t xml:space="preserve">│   ├── global\            # Catálogo global (usuários, </w:t>
+      </w:r>
+      <w:proofErr w:type="spellStart"/>
+      <w:r>
+        <w:t>tablespaces</w:t>
+      </w:r>
+      <w:proofErr w:type="spellEnd"/>
+      <w:r>
+        <w:t>, etc.)</w:t>
+      </w:r>
+    </w:p>
+    <w:p>
+      <w:r>
+        <w:t xml:space="preserve">│   ├── </w:t>
+      </w:r>
+      <w:proofErr w:type="spellStart"/>
+      <w:r>
+        <w:t>pg_wal</w:t>
+      </w:r>
+      <w:proofErr w:type="spellEnd"/>
+      <w:r>
+        <w:t xml:space="preserve">\            # </w:t>
+      </w:r>
+      <w:proofErr w:type="spellStart"/>
+      <w:r>
+        <w:t>Write-Ahead</w:t>
+      </w:r>
+      <w:proofErr w:type="spellEnd"/>
+      <w:r>
+        <w:t xml:space="preserve"> Log (</w:t>
+      </w:r>
+      <w:proofErr w:type="spellStart"/>
+      <w:r>
+        <w:t>logs</w:t>
+      </w:r>
+      <w:proofErr w:type="spellEnd"/>
+      <w:r>
+        <w:t xml:space="preserve"> de transações)</w:t>
+      </w:r>
+    </w:p>
+    <w:p>
+      <w:r>
+        <w:t xml:space="preserve">│   ├── log\               # </w:t>
+      </w:r>
+      <w:proofErr w:type="spellStart"/>
+      <w:r>
+        <w:t>Logs</w:t>
+      </w:r>
+      <w:proofErr w:type="spellEnd"/>
+      <w:r>
+        <w:t xml:space="preserve"> de execução (se configurado)</w:t>
+      </w:r>
+    </w:p>
+    <w:p>
+      <w:r>
+        <w:t xml:space="preserve">│   ├── </w:t>
+      </w:r>
+      <w:proofErr w:type="spellStart"/>
+      <w:r>
+        <w:t>pg_stat_tmp</w:t>
+      </w:r>
+      <w:proofErr w:type="spellEnd"/>
+      <w:r>
+        <w:t>\       # Estatísticas temporárias</w:t>
+      </w:r>
+    </w:p>
+    <w:p>
+      <w:r>
+        <w:t xml:space="preserve">│   ├── </w:t>
+      </w:r>
+      <w:proofErr w:type="spellStart"/>
+      <w:r>
+        <w:t>pg_tblspc</w:t>
+      </w:r>
+      <w:proofErr w:type="spellEnd"/>
+      <w:r>
+        <w:t xml:space="preserve">\         # Links simbólicos para </w:t>
+      </w:r>
+      <w:proofErr w:type="spellStart"/>
+      <w:r>
+        <w:t>tablespaces</w:t>
+      </w:r>
+      <w:proofErr w:type="spellEnd"/>
+    </w:p>
+    <w:p>
+      <w:r>
+        <w:t xml:space="preserve">│   ├── </w:t>
+      </w:r>
+      <w:proofErr w:type="spellStart"/>
+      <w:r>
+        <w:t>pg_temp</w:t>
+      </w:r>
+      <w:proofErr w:type="spellEnd"/>
+      <w:r>
+        <w:t>\           # Objetos temporários (quando criados)</w:t>
+      </w:r>
+    </w:p>
+    <w:p>
+      <w:r>
+        <w:t xml:space="preserve">│   ├── </w:t>
+      </w:r>
+      <w:proofErr w:type="spellStart"/>
+      <w:r>
+        <w:t>postgresql.conf</w:t>
+      </w:r>
+      <w:proofErr w:type="spellEnd"/>
+      <w:r>
+        <w:t xml:space="preserve">    # Configuração principal</w:t>
+      </w:r>
+    </w:p>
+    <w:p>
+      <w:r>
+        <w:t xml:space="preserve">│   ├── </w:t>
+      </w:r>
+      <w:proofErr w:type="spellStart"/>
+      <w:r>
+        <w:t>pg_hba.conf</w:t>
+      </w:r>
+      <w:proofErr w:type="spellEnd"/>
+      <w:r>
+        <w:t xml:space="preserve">        # Configuração de autenticação</w:t>
+      </w:r>
+    </w:p>
+    <w:p>
+      <w:r>
+        <w:t xml:space="preserve">│   └── </w:t>
+      </w:r>
+      <w:proofErr w:type="spellStart"/>
+      <w:r>
+        <w:t>pg_ident.conf</w:t>
+      </w:r>
+      <w:proofErr w:type="spellEnd"/>
+      <w:r>
+        <w:t xml:space="preserve">      # Mapeamento de usuários do SO → PostgreSQL</w:t>
+      </w:r>
+    </w:p>
+    <w:p>
+      <w:r>
+        <w:t xml:space="preserve">├── </w:t>
+      </w:r>
+      <w:proofErr w:type="spellStart"/>
+      <w:r>
+        <w:t>lib</w:t>
+      </w:r>
+      <w:proofErr w:type="spellEnd"/>
+      <w:r>
+        <w:t>\                   # Bibliotecas</w:t>
+      </w:r>
+    </w:p>
+    <w:p>
+      <w:r>
+        <w:t xml:space="preserve">├── share\                 # Arquivos compartilhados (mensagens, </w:t>
+      </w:r>
+      <w:proofErr w:type="spellStart"/>
+      <w:r>
+        <w:t>collation</w:t>
+      </w:r>
+      <w:proofErr w:type="spellEnd"/>
+      <w:r>
+        <w:t>)</w:t>
+      </w:r>
+    </w:p>
+    <w:p>
+      <w:r>
+        <w:t xml:space="preserve">└── </w:t>
+      </w:r>
+      <w:proofErr w:type="spellStart"/>
+      <w:r>
+        <w:t>pgAdmin</w:t>
+      </w:r>
+      <w:proofErr w:type="spellEnd"/>
+      <w:r>
+        <w:t xml:space="preserve"> 4\             # Ferramenta de administração gráfica</w:t>
+      </w:r>
+    </w:p>
+    <w:p/>
+    <w:p>
+      <w:pPr>
+        <w:rPr>
+          <w:b/>
+          <w:bCs/>
+        </w:rPr>
+      </w:pPr>
+      <w:r>
+        <w:rPr>
+          <w:b/>
+          <w:bCs/>
+        </w:rPr>
+        <w:t>Localização dos ficheiros</w:t>
+      </w:r>
+    </w:p>
+    <w:p>
+      <w:pPr>
+        <w:numPr>
+          <w:ilvl w:val="0"/>
+          <w:numId w:val="18"/>
+        </w:numPr>
+      </w:pPr>
+      <w:r>
+        <w:rPr>
+          <w:b/>
+          <w:bCs/>
+        </w:rPr>
+        <w:t>Ficheiros de Dados</w:t>
+      </w:r>
+      <w:r>
+        <w:t xml:space="preserve"> C:\Program Files\PostgreSQL\18\data\base</w:t>
+      </w:r>
+    </w:p>
+    <w:p>
+      <w:pPr>
+        <w:numPr>
+          <w:ilvl w:val="0"/>
+          <w:numId w:val="18"/>
+        </w:numPr>
+      </w:pPr>
+      <w:r>
+        <w:rPr>
+          <w:b/>
+          <w:bCs/>
+        </w:rPr>
+        <w:t xml:space="preserve">Ficheiros de </w:t>
+      </w:r>
+      <w:proofErr w:type="spellStart"/>
+      <w:r>
+        <w:rPr>
+          <w:b/>
+          <w:bCs/>
+        </w:rPr>
+        <w:t>Logs</w:t>
+      </w:r>
+      <w:proofErr w:type="spellEnd"/>
+      <w:r>
+        <w:t xml:space="preserve"> C:\Program Files\PostgreSQL\18\data\log </w:t>
+      </w:r>
+      <w:r>
+        <w:rPr>
+          <w:i/>
+          <w:iCs/>
+        </w:rPr>
+        <w:t xml:space="preserve">(pode ser redirecionado via </w:t>
+      </w:r>
+      <w:proofErr w:type="spellStart"/>
+      <w:r>
+        <w:t>logging_collector</w:t>
+      </w:r>
+      <w:proofErr w:type="spellEnd"/>
+      <w:r>
+        <w:rPr>
+          <w:i/>
+          <w:iCs/>
+        </w:rPr>
+        <w:t xml:space="preserve"> e </w:t>
+      </w:r>
+      <w:proofErr w:type="spellStart"/>
+      <w:r>
+        <w:t>log_directory</w:t>
+      </w:r>
+      <w:proofErr w:type="spellEnd"/>
+      <w:r>
+        <w:rPr>
+          <w:i/>
+          <w:iCs/>
+        </w:rPr>
+        <w:t>)</w:t>
+      </w:r>
+    </w:p>
+    <w:p>
+      <w:pPr>
+        <w:numPr>
+          <w:ilvl w:val="0"/>
+          <w:numId w:val="18"/>
+        </w:numPr>
+      </w:pPr>
+      <w:r>
+        <w:rPr>
+          <w:b/>
+          <w:bCs/>
+        </w:rPr>
+        <w:t>Ficheiros de Configuração</w:t>
+      </w:r>
+    </w:p>
+    <w:p>
+      <w:pPr>
+        <w:numPr>
+          <w:ilvl w:val="1"/>
+          <w:numId w:val="18"/>
+        </w:numPr>
+      </w:pPr>
+      <w:r>
+        <w:lastRenderedPageBreak/>
+        <w:t>C:\Program Files\PostgreSQL\18\data\</w:t>
+      </w:r>
+      <w:proofErr w:type="spellStart"/>
+      <w:r>
+        <w:t>postgresql.conf</w:t>
+      </w:r>
+      <w:proofErr w:type="spellEnd"/>
+    </w:p>
+    <w:p>
+      <w:pPr>
+        <w:numPr>
+          <w:ilvl w:val="1"/>
+          <w:numId w:val="18"/>
+        </w:numPr>
+      </w:pPr>
+      <w:r>
+        <w:t>C:\Program Files\PostgreSQL\18\data\</w:t>
+      </w:r>
+      <w:proofErr w:type="spellStart"/>
+      <w:r>
+        <w:t>pg_hba.conf</w:t>
+      </w:r>
+      <w:proofErr w:type="spellEnd"/>
+    </w:p>
+    <w:p>
+      <w:pPr>
+        <w:numPr>
+          <w:ilvl w:val="1"/>
+          <w:numId w:val="18"/>
+        </w:numPr>
+      </w:pPr>
+      <w:r>
+        <w:t>C:\Program Files\PostgreSQL\18\data\</w:t>
+      </w:r>
+      <w:proofErr w:type="spellStart"/>
+      <w:r>
+        <w:t>pg_ident.conf</w:t>
+      </w:r>
+      <w:proofErr w:type="spellEnd"/>
+    </w:p>
+    <w:p>
+      <w:pPr>
+        <w:numPr>
+          <w:ilvl w:val="0"/>
+          <w:numId w:val="18"/>
+        </w:numPr>
+      </w:pPr>
+      <w:r>
+        <w:rPr>
+          <w:b/>
+          <w:bCs/>
+        </w:rPr>
+        <w:t>Ficheiros Temporários</w:t>
+      </w:r>
+    </w:p>
+    <w:p>
+      <w:pPr>
+        <w:numPr>
+          <w:ilvl w:val="1"/>
+          <w:numId w:val="18"/>
+        </w:numPr>
+      </w:pPr>
+      <w:r>
+        <w:t>C:\Program Files\PostgreSQL\18\data\</w:t>
+      </w:r>
+      <w:proofErr w:type="spellStart"/>
+      <w:r>
+        <w:t>pg_stat_tmp</w:t>
+      </w:r>
+      <w:proofErr w:type="spellEnd"/>
+      <w:r>
+        <w:t>\ → estatísticas temporárias</w:t>
+      </w:r>
+    </w:p>
+    <w:p>
+      <w:pPr>
+        <w:numPr>
+          <w:ilvl w:val="1"/>
+          <w:numId w:val="18"/>
+        </w:numPr>
+      </w:pPr>
+      <w:r>
+        <w:t>C:\Program Files\PostgreSQL\18\data\base\</w:t>
+      </w:r>
+      <w:proofErr w:type="spellStart"/>
+      <w:r>
+        <w:t>pgsql_tmp</w:t>
+      </w:r>
+      <w:proofErr w:type="spellEnd"/>
+      <w:r>
+        <w:t>\ → operações temporárias de cada DB</w:t>
+      </w:r>
+    </w:p>
+    <w:p>
+      <w:pPr>
+        <w:numPr>
+          <w:ilvl w:val="1"/>
+          <w:numId w:val="18"/>
+        </w:numPr>
+      </w:pPr>
+      <w:r>
+        <w:t>C:\Windows\Temp\ → pode ser usado em algumas operações dependendo da configuração</w:t>
+      </w:r>
+    </w:p>
+    <w:p>
+      <w:pPr>
+        <w:rPr>
+          <w:b/>
+          <w:bCs/>
+        </w:rPr>
+      </w:pPr>
+      <w:r>
+        <w:rPr>
+          <w:b/>
+          <w:bCs/>
+        </w:rPr>
+        <w:t xml:space="preserve">Separação de Dados e </w:t>
+      </w:r>
+      <w:proofErr w:type="spellStart"/>
+      <w:r>
+        <w:rPr>
+          <w:b/>
+          <w:bCs/>
+        </w:rPr>
+        <w:t>Logs</w:t>
+      </w:r>
+      <w:proofErr w:type="spellEnd"/>
+    </w:p>
+    <w:p>
+      <w:pPr>
+        <w:numPr>
+          <w:ilvl w:val="0"/>
+          <w:numId w:val="19"/>
+        </w:numPr>
+      </w:pPr>
+      <w:r>
+        <w:rPr>
+          <w:b/>
+          <w:bCs/>
+        </w:rPr>
+        <w:t>Dados (</w:t>
+      </w:r>
+      <w:r>
+        <w:t>base</w:t>
+      </w:r>
+      <w:r>
+        <w:rPr>
+          <w:b/>
+          <w:bCs/>
+        </w:rPr>
+        <w:t>)</w:t>
+      </w:r>
+      <w:r>
+        <w:t xml:space="preserve"> e </w:t>
+      </w:r>
+      <w:proofErr w:type="spellStart"/>
+      <w:r>
+        <w:rPr>
+          <w:b/>
+          <w:bCs/>
+        </w:rPr>
+        <w:t>logs</w:t>
+      </w:r>
+      <w:proofErr w:type="spellEnd"/>
+      <w:r>
+        <w:rPr>
+          <w:b/>
+          <w:bCs/>
+        </w:rPr>
+        <w:t xml:space="preserve"> (</w:t>
+      </w:r>
+      <w:proofErr w:type="spellStart"/>
+      <w:r>
+        <w:t>pg_wal</w:t>
+      </w:r>
+      <w:proofErr w:type="spellEnd"/>
+      <w:r>
+        <w:rPr>
+          <w:b/>
+          <w:bCs/>
+        </w:rPr>
+        <w:t xml:space="preserve">, </w:t>
+      </w:r>
+      <w:r>
+        <w:t>log</w:t>
+      </w:r>
+      <w:r>
+        <w:rPr>
+          <w:b/>
+          <w:bCs/>
+        </w:rPr>
+        <w:t>)</w:t>
+      </w:r>
+      <w:r>
+        <w:t xml:space="preserve"> devem idealmente estar em </w:t>
+      </w:r>
+      <w:r>
+        <w:rPr>
+          <w:b/>
+          <w:bCs/>
+        </w:rPr>
+        <w:t>discos diferentes</w:t>
+      </w:r>
+      <w:r>
+        <w:t>:</w:t>
+      </w:r>
+    </w:p>
+    <w:p>
+      <w:pPr>
+        <w:numPr>
+          <w:ilvl w:val="1"/>
+          <w:numId w:val="19"/>
+        </w:numPr>
+      </w:pPr>
+      <w:r>
+        <w:t>Dados → disco otimizado para leitura/escrita aleatória.</w:t>
+      </w:r>
+    </w:p>
+    <w:p>
+      <w:pPr>
+        <w:numPr>
+          <w:ilvl w:val="1"/>
+          <w:numId w:val="19"/>
+        </w:numPr>
+      </w:pPr>
+      <w:r>
+        <w:t>WAL/</w:t>
+      </w:r>
+      <w:proofErr w:type="spellStart"/>
+      <w:r>
+        <w:t>logs</w:t>
+      </w:r>
+      <w:proofErr w:type="spellEnd"/>
+      <w:r>
+        <w:t xml:space="preserve"> → disco otimizado para escrita sequencial.</w:t>
+      </w:r>
+    </w:p>
+    <w:p>
+      <w:pPr>
+        <w:numPr>
+          <w:ilvl w:val="0"/>
+          <w:numId w:val="19"/>
+        </w:numPr>
+      </w:pPr>
+      <w:r>
+        <w:t>Benefício: maior desempenho e resiliência (se um disco falhar, o outro pode ser recuperado).</w:t>
+      </w:r>
+    </w:p>
+    <w:p>
+      <w:pPr>
+        <w:rPr>
+          <w:b/>
+          <w:bCs/>
+        </w:rPr>
+      </w:pPr>
+      <w:r>
+        <w:rPr>
+          <w:b/>
+          <w:bCs/>
+        </w:rPr>
+        <w:t>Justificação da Organização Física</w:t>
+      </w:r>
+    </w:p>
+    <w:p>
+      <w:pPr>
+        <w:numPr>
+          <w:ilvl w:val="0"/>
+          <w:numId w:val="20"/>
+        </w:numPr>
+      </w:pPr>
+      <w:r>
+        <w:rPr>
+          <w:b/>
+          <w:bCs/>
+        </w:rPr>
+        <w:t>Isolamento lógico</w:t>
+      </w:r>
+      <w:r>
+        <w:t xml:space="preserve">: cada diretório tem uma função clara (dados, </w:t>
+      </w:r>
+      <w:proofErr w:type="spellStart"/>
+      <w:r>
+        <w:t>logs</w:t>
+      </w:r>
+      <w:proofErr w:type="spellEnd"/>
+      <w:r>
+        <w:t>, estatísticas, configuração).</w:t>
+      </w:r>
+    </w:p>
+    <w:p>
+      <w:pPr>
+        <w:numPr>
+          <w:ilvl w:val="0"/>
+          <w:numId w:val="20"/>
+        </w:numPr>
+      </w:pPr>
+      <w:r>
+        <w:rPr>
+          <w:b/>
+          <w:bCs/>
+        </w:rPr>
+        <w:t>Performance</w:t>
+      </w:r>
+      <w:r>
+        <w:t>: separação de dados e WAL evita contenção de I/O.</w:t>
+      </w:r>
+    </w:p>
+    <w:p>
+      <w:pPr>
+        <w:numPr>
+          <w:ilvl w:val="0"/>
+          <w:numId w:val="20"/>
+        </w:numPr>
+      </w:pPr>
+      <w:r>
+        <w:rPr>
+          <w:b/>
+          <w:bCs/>
+        </w:rPr>
+        <w:t>Manutenção</w:t>
+      </w:r>
+      <w:r>
+        <w:t xml:space="preserve">: diretórios como </w:t>
+      </w:r>
+      <w:proofErr w:type="spellStart"/>
+      <w:r>
+        <w:t>pg_stat_tmp</w:t>
+      </w:r>
+      <w:proofErr w:type="spellEnd"/>
+      <w:r>
+        <w:t xml:space="preserve"> e </w:t>
+      </w:r>
+      <w:proofErr w:type="spellStart"/>
+      <w:r>
+        <w:t>pgsql_tmp</w:t>
+      </w:r>
+      <w:proofErr w:type="spellEnd"/>
+      <w:r>
+        <w:t xml:space="preserve"> são voláteis e não precisam de backup.</w:t>
+      </w:r>
+    </w:p>
+    <w:p>
+      <w:pPr>
+        <w:numPr>
+          <w:ilvl w:val="0"/>
+          <w:numId w:val="20"/>
+        </w:numPr>
+      </w:pPr>
+      <w:r>
+        <w:rPr>
+          <w:b/>
+          <w:bCs/>
+        </w:rPr>
+        <w:t>Segurança</w:t>
+      </w:r>
+      <w:r>
+        <w:t>: ficheiros de configuração (</w:t>
+      </w:r>
+      <w:proofErr w:type="spellStart"/>
+      <w:r>
+        <w:t>pg_hba.conf</w:t>
+      </w:r>
+      <w:proofErr w:type="spellEnd"/>
+      <w:r>
+        <w:t xml:space="preserve">, </w:t>
+      </w:r>
+      <w:proofErr w:type="spellStart"/>
+      <w:r>
+        <w:t>postgresql.conf</w:t>
+      </w:r>
+      <w:proofErr w:type="spellEnd"/>
+      <w:r>
+        <w:t>) ficam centralizados para facilitar auditoria.</w:t>
+      </w:r>
+    </w:p>
+    <w:p>
+      <w:pPr>
+        <w:numPr>
+          <w:ilvl w:val="0"/>
+          <w:numId w:val="20"/>
+        </w:numPr>
+      </w:pPr>
+      <w:r>
+        <w:rPr>
+          <w:b/>
+          <w:bCs/>
+        </w:rPr>
+        <w:t>Escalabilidade</w:t>
+      </w:r>
+      <w:r>
+        <w:t xml:space="preserve">: </w:t>
+      </w:r>
+      <w:proofErr w:type="spellStart"/>
+      <w:r>
+        <w:t>tablespaces</w:t>
+      </w:r>
+      <w:proofErr w:type="spellEnd"/>
+      <w:r>
+        <w:t xml:space="preserve"> (</w:t>
+      </w:r>
+      <w:proofErr w:type="spellStart"/>
+      <w:r>
+        <w:t>pg_tblspc</w:t>
+      </w:r>
+      <w:proofErr w:type="spellEnd"/>
+      <w:r>
+        <w:t>) permitem distribuir dados em discos diferentes conforme necessidade.</w:t>
+      </w:r>
+    </w:p>
+    <w:p/>
+    <w:p>
+      <w:pPr>
+        <w:ind w:left="0" w:firstLine="0"/>
+        <w:rPr>
+          <w:rFonts w:cs="Times New Roman"/>
+          <w:bCs/>
+          <w:szCs w:val="28"/>
+        </w:rPr>
+      </w:pPr>
+    </w:p>
+    <w:p>
+      <w:pPr>
+        <w:rPr>
+          <w:rFonts w:cs="Times New Roman"/>
+          <w:bCs/>
+          <w:szCs w:val="28"/>
+        </w:rPr>
+      </w:pPr>
     </w:p>
     <w:p>
       <w:pPr>
@@ -123,16 +904,42 @@
           <w:bCs/>
           <w:szCs w:val="28"/>
         </w:rPr>
-        <w:t>C:\Program Files\</w:t>
+        <w:t>C:\Program Files\PostgreSQL\18\data</w:t>
+      </w:r>
+      <w:r>
+        <w:rPr>
+          <w:rFonts w:cs="Times New Roman"/>
+          <w:bCs/>
+          <w:szCs w:val="28"/>
+        </w:rPr>
+        <w:t>\base</w:t>
+      </w:r>
+    </w:p>
+    <w:p>
+      <w:pPr>
+        <w:ind w:left="0" w:firstLine="0"/>
+        <w:rPr>
+          <w:rFonts w:cs="Times New Roman"/>
+          <w:bCs/>
+          <w:szCs w:val="28"/>
+        </w:rPr>
+      </w:pPr>
+      <w:r>
+        <w:rPr>
+          <w:rFonts w:cs="Times New Roman"/>
+          <w:bCs/>
+          <w:szCs w:val="28"/>
+        </w:rPr>
+        <w:t xml:space="preserve">Os Ficheiros de </w:t>
       </w:r>
       <w:proofErr w:type="spellStart"/>
       <w:r>
         <w:rPr>
           <w:rFonts w:cs="Times New Roman"/>
-          <w:bCs/>
-          <w:szCs w:val="28"/>
-        </w:rPr>
-        <w:t>PostgreSQL</w:t>
+          <w:b/>
+          <w:szCs w:val="28"/>
+        </w:rPr>
+        <w:t>Logs</w:t>
       </w:r>
       <w:proofErr w:type="spellEnd"/>
       <w:r>
@@ -141,12 +948,29 @@
           <w:bCs/>
           <w:szCs w:val="28"/>
         </w:rPr>
-        <w:t>\18\data</w:t>
-      </w:r>
-    </w:p>
-    <w:p>
-      <w:pPr>
-        <w:ind w:left="0" w:firstLine="0"/>
+        <w:t xml:space="preserve"> ficam localizados em: </w:t>
+      </w:r>
+    </w:p>
+    <w:p>
+      <w:pPr>
+        <w:ind w:left="0" w:firstLine="708"/>
+        <w:rPr>
+          <w:rFonts w:cs="Times New Roman"/>
+          <w:bCs/>
+          <w:szCs w:val="28"/>
+        </w:rPr>
+      </w:pPr>
+      <w:r>
+        <w:rPr>
+          <w:rFonts w:cs="Times New Roman"/>
+          <w:bCs/>
+          <w:szCs w:val="28"/>
+        </w:rPr>
+        <w:t>C:\Program Files\PostgreSQL\18\data\log</w:t>
+      </w:r>
+    </w:p>
+    <w:p>
+      <w:pPr>
         <w:rPr>
           <w:rFonts w:cs="Times New Roman"/>
           <w:bCs/>
@@ -161,41 +985,113 @@
         </w:rPr>
         <w:t xml:space="preserve">Os Ficheiros de </w:t>
       </w:r>
+      <w:r>
+        <w:rPr>
+          <w:rFonts w:cs="Times New Roman"/>
+          <w:b/>
+          <w:szCs w:val="28"/>
+        </w:rPr>
+        <w:t>Configuração</w:t>
+      </w:r>
+      <w:r>
+        <w:rPr>
+          <w:rFonts w:cs="Times New Roman"/>
+          <w:bCs/>
+          <w:szCs w:val="28"/>
+        </w:rPr>
+        <w:t xml:space="preserve"> ficam localizados em:</w:t>
+      </w:r>
+    </w:p>
+    <w:p>
+      <w:pPr>
+        <w:rPr>
+          <w:rFonts w:cs="Times New Roman"/>
+          <w:bCs/>
+          <w:szCs w:val="28"/>
+        </w:rPr>
+      </w:pPr>
+      <w:r>
+        <w:rPr>
+          <w:rFonts w:cs="Times New Roman"/>
+          <w:bCs/>
+          <w:szCs w:val="28"/>
+        </w:rPr>
+        <w:tab/>
+      </w:r>
+      <w:r>
+        <w:rPr>
+          <w:rFonts w:cs="Times New Roman"/>
+          <w:bCs/>
+          <w:szCs w:val="28"/>
+        </w:rPr>
+        <w:tab/>
+      </w:r>
+      <w:r>
+        <w:rPr>
+          <w:rFonts w:cs="Times New Roman"/>
+          <w:bCs/>
+          <w:szCs w:val="28"/>
+        </w:rPr>
+        <w:t>C:\Program Files\PostgreSQL\18\data</w:t>
+      </w:r>
+      <w:r>
+        <w:rPr>
+          <w:rFonts w:cs="Times New Roman"/>
+          <w:bCs/>
+          <w:szCs w:val="28"/>
+        </w:rPr>
+        <w:t>\</w:t>
+      </w:r>
       <w:proofErr w:type="spellStart"/>
       <w:r>
         <w:rPr>
           <w:rFonts w:cs="Times New Roman"/>
-          <w:b/>
-          <w:szCs w:val="28"/>
-        </w:rPr>
-        <w:t>Logs</w:t>
+          <w:bCs/>
+          <w:szCs w:val="28"/>
+        </w:rPr>
+        <w:t>postgresql.conf</w:t>
       </w:r>
       <w:proofErr w:type="spellEnd"/>
-      <w:r>
-        <w:rPr>
-          <w:rFonts w:cs="Times New Roman"/>
-          <w:bCs/>
-          <w:szCs w:val="28"/>
-        </w:rPr>
-        <w:t xml:space="preserve"> ficam localizados em: </w:t>
-      </w:r>
-    </w:p>
-    <w:p>
-      <w:pPr>
-        <w:ind w:left="0" w:firstLine="708"/>
-        <w:rPr>
-          <w:rFonts w:cs="Times New Roman"/>
-          <w:bCs/>
-          <w:szCs w:val="28"/>
-        </w:rPr>
-      </w:pPr>
-      <w:r>
-        <w:rPr>
-          <w:rFonts w:cs="Times New Roman"/>
-          <w:bCs/>
-          <w:szCs w:val="28"/>
-        </w:rPr>
-        <w:t>C:\Program Files\</w:t>
+    </w:p>
+    <w:p>
+      <w:pPr>
+        <w:rPr>
+          <w:rFonts w:cs="Times New Roman"/>
+          <w:bCs/>
+          <w:szCs w:val="28"/>
+        </w:rPr>
+      </w:pPr>
+      <w:r>
+        <w:rPr>
+          <w:rFonts w:cs="Times New Roman"/>
+          <w:bCs/>
+          <w:szCs w:val="28"/>
+        </w:rPr>
+        <w:tab/>
+      </w:r>
+      <w:r>
+        <w:rPr>
+          <w:rFonts w:cs="Times New Roman"/>
+          <w:bCs/>
+          <w:szCs w:val="28"/>
+        </w:rPr>
+        <w:tab/>
+      </w:r>
+      <w:r>
+        <w:rPr>
+          <w:rFonts w:cs="Times New Roman"/>
+          <w:bCs/>
+          <w:szCs w:val="28"/>
+        </w:rPr>
+        <w:t>C:\Program Files\PostgreSQL\18\data</w:t>
+      </w:r>
+      <w:r>
+        <w:rPr>
+          <w:rFonts w:cs="Times New Roman"/>
+          <w:bCs/>
+          <w:szCs w:val="28"/>
+        </w:rPr>
+        <w:t>\</w:t>
       </w:r>
       <w:proofErr w:type="spellStart"/>
       <w:r>
@@ -204,101 +1100,9 @@
           <w:bCs/>
           <w:szCs w:val="28"/>
         </w:rPr>
-        <w:t>PostgreSQL</w:t>
+        <w:t>pg_hba.conf</w:t>
       </w:r>
       <w:proofErr w:type="spellEnd"/>
-      <w:r>
-        <w:rPr>
-          <w:rFonts w:cs="Times New Roman"/>
-          <w:bCs/>
-          <w:szCs w:val="28"/>
-        </w:rPr>
-        <w:t>\18\data\log</w:t>
-      </w:r>
-    </w:p>
-    <w:p>
-      <w:pPr>
-        <w:rPr>
-          <w:rFonts w:cs="Times New Roman"/>
-          <w:bCs/>
-          <w:szCs w:val="28"/>
-        </w:rPr>
-      </w:pPr>
-      <w:r>
-        <w:rPr>
-          <w:rFonts w:cs="Times New Roman"/>
-          <w:bCs/>
-          <w:szCs w:val="28"/>
-        </w:rPr>
-        <w:t xml:space="preserve">Os Ficheiros de </w:t>
-      </w:r>
-      <w:r>
-        <w:rPr>
-          <w:rFonts w:cs="Times New Roman"/>
-          <w:b/>
-          <w:szCs w:val="28"/>
-        </w:rPr>
-        <w:t>Configuração</w:t>
-      </w:r>
-      <w:r>
-        <w:rPr>
-          <w:rFonts w:cs="Times New Roman"/>
-          <w:bCs/>
-          <w:szCs w:val="28"/>
-        </w:rPr>
-        <w:t xml:space="preserve"> ficam localizados em:</w:t>
-      </w:r>
-    </w:p>
-    <w:p>
-      <w:pPr>
-        <w:rPr>
-          <w:rFonts w:cs="Times New Roman"/>
-          <w:bCs/>
-          <w:szCs w:val="28"/>
-        </w:rPr>
-      </w:pPr>
-      <w:r>
-        <w:rPr>
-          <w:rFonts w:cs="Times New Roman"/>
-          <w:bCs/>
-          <w:szCs w:val="28"/>
-        </w:rPr>
-        <w:tab/>
-      </w:r>
-      <w:r>
-        <w:rPr>
-          <w:rFonts w:cs="Times New Roman"/>
-          <w:bCs/>
-          <w:szCs w:val="28"/>
-        </w:rPr>
-        <w:tab/>
-      </w:r>
-      <w:r>
-        <w:rPr>
-          <w:rFonts w:cs="Times New Roman"/>
-          <w:bCs/>
-          <w:szCs w:val="28"/>
-        </w:rPr>
-        <w:t>C:\Program Files\</w:t>
-      </w:r>
-      <w:proofErr w:type="spellStart"/>
-      <w:r>
-        <w:rPr>
-          <w:rFonts w:cs="Times New Roman"/>
-          <w:bCs/>
-          <w:szCs w:val="28"/>
-        </w:rPr>
-        <w:t>PostgreSQL</w:t>
-      </w:r>
-      <w:proofErr w:type="spellEnd"/>
-      <w:r>
-        <w:rPr>
-          <w:rFonts w:cs="Times New Roman"/>
-          <w:bCs/>
-          <w:szCs w:val="28"/>
-        </w:rPr>
-        <w:t>\18\data</w:t>
-      </w:r>
     </w:p>
     <w:p>
       <w:pPr>
@@ -488,6 +1292,15 @@
         </w:rPr>
         <w:t>Justificar a organização física adotada;</w:t>
       </w:r>
+    </w:p>
+    <w:p>
+      <w:pPr>
+        <w:rPr>
+          <w:rFonts w:cs="Times New Roman"/>
+          <w:bCs/>
+          <w:szCs w:val="28"/>
+        </w:rPr>
+      </w:pPr>
     </w:p>
     <w:sectPr>
       <w:headerReference w:type="default" r:id="rId8"/>
@@ -1149,6 +1962,119 @@
     </w:lvl>
   </w:abstractNum>
   <w:abstractNum w:abstractNumId="4" w15:restartNumberingAfterBreak="0">
+    <w:nsid w:val="0DF656B3"/>
+    <w:multiLevelType w:val="multilevel"/>
+    <w:tmpl w:val="9F90C594"/>
+    <w:lvl w:ilvl="0">
+      <w:start w:val="1"/>
+      <w:numFmt w:val="decimal"/>
+      <w:lvlText w:val="%1."/>
+      <w:lvlJc w:val="left"/>
+      <w:pPr>
+        <w:tabs>
+          <w:tab w:val="num" w:pos="720"/>
+        </w:tabs>
+        <w:ind w:left="720" w:hanging="360"/>
+      </w:pPr>
+    </w:lvl>
+    <w:lvl w:ilvl="1" w:tentative="1">
+      <w:start w:val="1"/>
+      <w:numFmt w:val="decimal"/>
+      <w:lvlText w:val="%2."/>
+      <w:lvlJc w:val="left"/>
+      <w:pPr>
+        <w:tabs>
+          <w:tab w:val="num" w:pos="1440"/>
+        </w:tabs>
+        <w:ind w:left="1440" w:hanging="360"/>
+      </w:pPr>
+    </w:lvl>
+    <w:lvl w:ilvl="2" w:tentative="1">
+      <w:start w:val="1"/>
+      <w:numFmt w:val="decimal"/>
+      <w:lvlText w:val="%3."/>
+      <w:lvlJc w:val="left"/>
+      <w:pPr>
+        <w:tabs>
+          <w:tab w:val="num" w:pos="2160"/>
+        </w:tabs>
+        <w:ind w:left="2160" w:hanging="360"/>
+      </w:pPr>
+    </w:lvl>
+    <w:lvl w:ilvl="3" w:tentative="1">
+      <w:start w:val="1"/>
+      <w:numFmt w:val="decimal"/>
+      <w:lvlText w:val="%4."/>
+      <w:lvlJc w:val="left"/>
+      <w:pPr>
+        <w:tabs>
+          <w:tab w:val="num" w:pos="2880"/>
+        </w:tabs>
+        <w:ind w:left="2880" w:hanging="360"/>
+      </w:pPr>
+    </w:lvl>
+    <w:lvl w:ilvl="4" w:tentative="1">
+      <w:start w:val="1"/>
+      <w:numFmt w:val="decimal"/>
+      <w:lvlText w:val="%5."/>
+      <w:lvlJc w:val="left"/>
+      <w:pPr>
+        <w:tabs>
+          <w:tab w:val="num" w:pos="3600"/>
+        </w:tabs>
+        <w:ind w:left="3600" w:hanging="360"/>
+      </w:pPr>
+    </w:lvl>
+    <w:lvl w:ilvl="5" w:tentative="1">
+      <w:start w:val="1"/>
+      <w:numFmt w:val="decimal"/>
+      <w:lvlText w:val="%6."/>
+      <w:lvlJc w:val="left"/>
+      <w:pPr>
+        <w:tabs>
+          <w:tab w:val="num" w:pos="4320"/>
+        </w:tabs>
+        <w:ind w:left="4320" w:hanging="360"/>
+      </w:pPr>
+    </w:lvl>
+    <w:lvl w:ilvl="6" w:tentative="1">
+      <w:start w:val="1"/>
+      <w:numFmt w:val="decimal"/>
+      <w:lvlText w:val="%7."/>
+      <w:lvlJc w:val="left"/>
+      <w:pPr>
+        <w:tabs>
+          <w:tab w:val="num" w:pos="5040"/>
+        </w:tabs>
+        <w:ind w:left="5040" w:hanging="360"/>
+      </w:pPr>
+    </w:lvl>
+    <w:lvl w:ilvl="7" w:tentative="1">
+      <w:start w:val="1"/>
+      <w:numFmt w:val="decimal"/>
+      <w:lvlText w:val="%8."/>
+      <w:lvlJc w:val="left"/>
+      <w:pPr>
+        <w:tabs>
+          <w:tab w:val="num" w:pos="5760"/>
+        </w:tabs>
+        <w:ind w:left="5760" w:hanging="360"/>
+      </w:pPr>
+    </w:lvl>
+    <w:lvl w:ilvl="8" w:tentative="1">
+      <w:start w:val="1"/>
+      <w:numFmt w:val="decimal"/>
+      <w:lvlText w:val="%9."/>
+      <w:lvlJc w:val="left"/>
+      <w:pPr>
+        <w:tabs>
+          <w:tab w:val="num" w:pos="6480"/>
+        </w:tabs>
+        <w:ind w:left="6480" w:hanging="360"/>
+      </w:pPr>
+    </w:lvl>
+  </w:abstractNum>
+  <w:abstractNum w:abstractNumId="5" w15:restartNumberingAfterBreak="0">
     <w:nsid w:val="10106034"/>
     <w:multiLevelType w:val="hybridMultilevel"/>
     <w:tmpl w:val="9DF6852E"/>
@@ -1237,7 +2163,7 @@
       </w:pPr>
     </w:lvl>
   </w:abstractNum>
-  <w:abstractNum w:abstractNumId="5" w15:restartNumberingAfterBreak="0">
+  <w:abstractNum w:abstractNumId="6" w15:restartNumberingAfterBreak="0">
     <w:nsid w:val="177F056E"/>
     <w:multiLevelType w:val="hybridMultilevel"/>
     <w:tmpl w:val="072A3C78"/>
@@ -1327,7 +2253,7 @@
       </w:pPr>
     </w:lvl>
   </w:abstractNum>
-  <w:abstractNum w:abstractNumId="6" w15:restartNumberingAfterBreak="0">
+  <w:abstractNum w:abstractNumId="7" w15:restartNumberingAfterBreak="0">
     <w:nsid w:val="1BF3751C"/>
     <w:multiLevelType w:val="hybridMultilevel"/>
     <w:tmpl w:val="86C49ABA"/>
@@ -1413,7 +2339,7 @@
       </w:pPr>
     </w:lvl>
   </w:abstractNum>
-  <w:abstractNum w:abstractNumId="7" w15:restartNumberingAfterBreak="0">
+  <w:abstractNum w:abstractNumId="8" w15:restartNumberingAfterBreak="0">
     <w:nsid w:val="26DF6A69"/>
     <w:multiLevelType w:val="multilevel"/>
     <w:tmpl w:val="30C69348"/>
@@ -1562,7 +2488,7 @@
       </w:rPr>
     </w:lvl>
   </w:abstractNum>
-  <w:abstractNum w:abstractNumId="8" w15:restartNumberingAfterBreak="0">
+  <w:abstractNum w:abstractNumId="9" w15:restartNumberingAfterBreak="0">
     <w:nsid w:val="29AD7EDA"/>
     <w:multiLevelType w:val="multilevel"/>
     <w:tmpl w:val="840A0B16"/>
@@ -1675,7 +2601,7 @@
       </w:pPr>
     </w:lvl>
   </w:abstractNum>
-  <w:abstractNum w:abstractNumId="9" w15:restartNumberingAfterBreak="0">
+  <w:abstractNum w:abstractNumId="10" w15:restartNumberingAfterBreak="0">
     <w:nsid w:val="341E2619"/>
     <w:multiLevelType w:val="multilevel"/>
     <w:tmpl w:val="884EA57E"/>
@@ -1824,7 +2750,7 @@
       </w:rPr>
     </w:lvl>
   </w:abstractNum>
-  <w:abstractNum w:abstractNumId="10" w15:restartNumberingAfterBreak="0">
+  <w:abstractNum w:abstractNumId="11" w15:restartNumberingAfterBreak="0">
     <w:nsid w:val="3D244D2E"/>
     <w:multiLevelType w:val="hybridMultilevel"/>
     <w:tmpl w:val="4D5E8560"/>
@@ -1914,7 +2840,7 @@
       </w:pPr>
     </w:lvl>
   </w:abstractNum>
-  <w:abstractNum w:abstractNumId="11" w15:restartNumberingAfterBreak="0">
+  <w:abstractNum w:abstractNumId="12" w15:restartNumberingAfterBreak="0">
     <w:nsid w:val="443736C7"/>
     <w:multiLevelType w:val="multilevel"/>
     <w:tmpl w:val="79F42882"/>
@@ -2063,7 +2989,7 @@
       </w:rPr>
     </w:lvl>
   </w:abstractNum>
-  <w:abstractNum w:abstractNumId="12" w15:restartNumberingAfterBreak="0">
+  <w:abstractNum w:abstractNumId="13" w15:restartNumberingAfterBreak="0">
     <w:nsid w:val="45C15256"/>
     <w:multiLevelType w:val="hybridMultilevel"/>
     <w:tmpl w:val="39748EAC"/>
@@ -2153,7 +3079,7 @@
       </w:pPr>
     </w:lvl>
   </w:abstractNum>
-  <w:abstractNum w:abstractNumId="13" w15:restartNumberingAfterBreak="0">
+  <w:abstractNum w:abstractNumId="14" w15:restartNumberingAfterBreak="0">
     <w:nsid w:val="48EC3B92"/>
     <w:multiLevelType w:val="multilevel"/>
     <w:tmpl w:val="1FE26E98"/>
@@ -2302,7 +3228,7 @@
       </w:rPr>
     </w:lvl>
   </w:abstractNum>
-  <w:abstractNum w:abstractNumId="14" w15:restartNumberingAfterBreak="0">
+  <w:abstractNum w:abstractNumId="15" w15:restartNumberingAfterBreak="0">
     <w:nsid w:val="5C957E98"/>
     <w:multiLevelType w:val="hybridMultilevel"/>
     <w:tmpl w:val="B060DC16"/>
@@ -2388,7 +3314,7 @@
       </w:pPr>
     </w:lvl>
   </w:abstractNum>
-  <w:abstractNum w:abstractNumId="15" w15:restartNumberingAfterBreak="0">
+  <w:abstractNum w:abstractNumId="16" w15:restartNumberingAfterBreak="0">
     <w:nsid w:val="62390206"/>
     <w:multiLevelType w:val="hybridMultilevel"/>
     <w:tmpl w:val="BE185886"/>
@@ -2474,7 +3400,7 @@
       </w:pPr>
     </w:lvl>
   </w:abstractNum>
-  <w:abstractNum w:abstractNumId="16" w15:restartNumberingAfterBreak="0">
+  <w:abstractNum w:abstractNumId="17" w15:restartNumberingAfterBreak="0">
     <w:nsid w:val="651C1E52"/>
     <w:multiLevelType w:val="hybridMultilevel"/>
     <w:tmpl w:val="27008258"/>
@@ -2558,58 +3484,365 @@
       <w:pPr>
         <w:ind w:left="6480" w:hanging="180"/>
       </w:pPr>
+    </w:lvl>
+  </w:abstractNum>
+  <w:abstractNum w:abstractNumId="18" w15:restartNumberingAfterBreak="0">
+    <w:nsid w:val="6B531C2F"/>
+    <w:multiLevelType w:val="multilevel"/>
+    <w:tmpl w:val="C0D649D0"/>
+    <w:lvl w:ilvl="0">
+      <w:start w:val="1"/>
+      <w:numFmt w:val="bullet"/>
+      <w:lvlText w:val=""/>
+      <w:lvlJc w:val="left"/>
+      <w:pPr>
+        <w:tabs>
+          <w:tab w:val="num" w:pos="720"/>
+        </w:tabs>
+        <w:ind w:left="720" w:hanging="360"/>
+      </w:pPr>
+      <w:rPr>
+        <w:rFonts w:ascii="Symbol" w:hAnsi="Symbol" w:hint="default"/>
+        <w:sz w:val="20"/>
+      </w:rPr>
+    </w:lvl>
+    <w:lvl w:ilvl="1">
+      <w:start w:val="1"/>
+      <w:numFmt w:val="bullet"/>
+      <w:lvlText w:val="o"/>
+      <w:lvlJc w:val="left"/>
+      <w:pPr>
+        <w:tabs>
+          <w:tab w:val="num" w:pos="1440"/>
+        </w:tabs>
+        <w:ind w:left="1440" w:hanging="360"/>
+      </w:pPr>
+      <w:rPr>
+        <w:rFonts w:ascii="Courier New" w:hAnsi="Courier New" w:hint="default"/>
+        <w:sz w:val="20"/>
+      </w:rPr>
+    </w:lvl>
+    <w:lvl w:ilvl="2" w:tentative="1">
+      <w:start w:val="1"/>
+      <w:numFmt w:val="bullet"/>
+      <w:lvlText w:val=""/>
+      <w:lvlJc w:val="left"/>
+      <w:pPr>
+        <w:tabs>
+          <w:tab w:val="num" w:pos="2160"/>
+        </w:tabs>
+        <w:ind w:left="2160" w:hanging="360"/>
+      </w:pPr>
+      <w:rPr>
+        <w:rFonts w:ascii="Wingdings" w:hAnsi="Wingdings" w:hint="default"/>
+        <w:sz w:val="20"/>
+      </w:rPr>
+    </w:lvl>
+    <w:lvl w:ilvl="3" w:tentative="1">
+      <w:start w:val="1"/>
+      <w:numFmt w:val="bullet"/>
+      <w:lvlText w:val=""/>
+      <w:lvlJc w:val="left"/>
+      <w:pPr>
+        <w:tabs>
+          <w:tab w:val="num" w:pos="2880"/>
+        </w:tabs>
+        <w:ind w:left="2880" w:hanging="360"/>
+      </w:pPr>
+      <w:rPr>
+        <w:rFonts w:ascii="Wingdings" w:hAnsi="Wingdings" w:hint="default"/>
+        <w:sz w:val="20"/>
+      </w:rPr>
+    </w:lvl>
+    <w:lvl w:ilvl="4" w:tentative="1">
+      <w:start w:val="1"/>
+      <w:numFmt w:val="bullet"/>
+      <w:lvlText w:val=""/>
+      <w:lvlJc w:val="left"/>
+      <w:pPr>
+        <w:tabs>
+          <w:tab w:val="num" w:pos="3600"/>
+        </w:tabs>
+        <w:ind w:left="3600" w:hanging="360"/>
+      </w:pPr>
+      <w:rPr>
+        <w:rFonts w:ascii="Wingdings" w:hAnsi="Wingdings" w:hint="default"/>
+        <w:sz w:val="20"/>
+      </w:rPr>
+    </w:lvl>
+    <w:lvl w:ilvl="5" w:tentative="1">
+      <w:start w:val="1"/>
+      <w:numFmt w:val="bullet"/>
+      <w:lvlText w:val=""/>
+      <w:lvlJc w:val="left"/>
+      <w:pPr>
+        <w:tabs>
+          <w:tab w:val="num" w:pos="4320"/>
+        </w:tabs>
+        <w:ind w:left="4320" w:hanging="360"/>
+      </w:pPr>
+      <w:rPr>
+        <w:rFonts w:ascii="Wingdings" w:hAnsi="Wingdings" w:hint="default"/>
+        <w:sz w:val="20"/>
+      </w:rPr>
+    </w:lvl>
+    <w:lvl w:ilvl="6" w:tentative="1">
+      <w:start w:val="1"/>
+      <w:numFmt w:val="bullet"/>
+      <w:lvlText w:val=""/>
+      <w:lvlJc w:val="left"/>
+      <w:pPr>
+        <w:tabs>
+          <w:tab w:val="num" w:pos="5040"/>
+        </w:tabs>
+        <w:ind w:left="5040" w:hanging="360"/>
+      </w:pPr>
+      <w:rPr>
+        <w:rFonts w:ascii="Wingdings" w:hAnsi="Wingdings" w:hint="default"/>
+        <w:sz w:val="20"/>
+      </w:rPr>
+    </w:lvl>
+    <w:lvl w:ilvl="7" w:tentative="1">
+      <w:start w:val="1"/>
+      <w:numFmt w:val="bullet"/>
+      <w:lvlText w:val=""/>
+      <w:lvlJc w:val="left"/>
+      <w:pPr>
+        <w:tabs>
+          <w:tab w:val="num" w:pos="5760"/>
+        </w:tabs>
+        <w:ind w:left="5760" w:hanging="360"/>
+      </w:pPr>
+      <w:rPr>
+        <w:rFonts w:ascii="Wingdings" w:hAnsi="Wingdings" w:hint="default"/>
+        <w:sz w:val="20"/>
+      </w:rPr>
+    </w:lvl>
+    <w:lvl w:ilvl="8" w:tentative="1">
+      <w:start w:val="1"/>
+      <w:numFmt w:val="bullet"/>
+      <w:lvlText w:val=""/>
+      <w:lvlJc w:val="left"/>
+      <w:pPr>
+        <w:tabs>
+          <w:tab w:val="num" w:pos="6480"/>
+        </w:tabs>
+        <w:ind w:left="6480" w:hanging="360"/>
+      </w:pPr>
+      <w:rPr>
+        <w:rFonts w:ascii="Wingdings" w:hAnsi="Wingdings" w:hint="default"/>
+        <w:sz w:val="20"/>
+      </w:rPr>
+    </w:lvl>
+  </w:abstractNum>
+  <w:abstractNum w:abstractNumId="19" w15:restartNumberingAfterBreak="0">
+    <w:nsid w:val="7059553A"/>
+    <w:multiLevelType w:val="multilevel"/>
+    <w:tmpl w:val="D6760572"/>
+    <w:lvl w:ilvl="0">
+      <w:start w:val="1"/>
+      <w:numFmt w:val="bullet"/>
+      <w:lvlText w:val=""/>
+      <w:lvlJc w:val="left"/>
+      <w:pPr>
+        <w:tabs>
+          <w:tab w:val="num" w:pos="720"/>
+        </w:tabs>
+        <w:ind w:left="720" w:hanging="360"/>
+      </w:pPr>
+      <w:rPr>
+        <w:rFonts w:ascii="Symbol" w:hAnsi="Symbol" w:hint="default"/>
+        <w:sz w:val="20"/>
+      </w:rPr>
+    </w:lvl>
+    <w:lvl w:ilvl="1">
+      <w:start w:val="1"/>
+      <w:numFmt w:val="bullet"/>
+      <w:lvlText w:val="o"/>
+      <w:lvlJc w:val="left"/>
+      <w:pPr>
+        <w:tabs>
+          <w:tab w:val="num" w:pos="1440"/>
+        </w:tabs>
+        <w:ind w:left="1440" w:hanging="360"/>
+      </w:pPr>
+      <w:rPr>
+        <w:rFonts w:ascii="Courier New" w:hAnsi="Courier New" w:hint="default"/>
+        <w:sz w:val="20"/>
+      </w:rPr>
+    </w:lvl>
+    <w:lvl w:ilvl="2" w:tentative="1">
+      <w:start w:val="1"/>
+      <w:numFmt w:val="bullet"/>
+      <w:lvlText w:val=""/>
+      <w:lvlJc w:val="left"/>
+      <w:pPr>
+        <w:tabs>
+          <w:tab w:val="num" w:pos="2160"/>
+        </w:tabs>
+        <w:ind w:left="2160" w:hanging="360"/>
+      </w:pPr>
+      <w:rPr>
+        <w:rFonts w:ascii="Wingdings" w:hAnsi="Wingdings" w:hint="default"/>
+        <w:sz w:val="20"/>
+      </w:rPr>
+    </w:lvl>
+    <w:lvl w:ilvl="3" w:tentative="1">
+      <w:start w:val="1"/>
+      <w:numFmt w:val="bullet"/>
+      <w:lvlText w:val=""/>
+      <w:lvlJc w:val="left"/>
+      <w:pPr>
+        <w:tabs>
+          <w:tab w:val="num" w:pos="2880"/>
+        </w:tabs>
+        <w:ind w:left="2880" w:hanging="360"/>
+      </w:pPr>
+      <w:rPr>
+        <w:rFonts w:ascii="Wingdings" w:hAnsi="Wingdings" w:hint="default"/>
+        <w:sz w:val="20"/>
+      </w:rPr>
+    </w:lvl>
+    <w:lvl w:ilvl="4" w:tentative="1">
+      <w:start w:val="1"/>
+      <w:numFmt w:val="bullet"/>
+      <w:lvlText w:val=""/>
+      <w:lvlJc w:val="left"/>
+      <w:pPr>
+        <w:tabs>
+          <w:tab w:val="num" w:pos="3600"/>
+        </w:tabs>
+        <w:ind w:left="3600" w:hanging="360"/>
+      </w:pPr>
+      <w:rPr>
+        <w:rFonts w:ascii="Wingdings" w:hAnsi="Wingdings" w:hint="default"/>
+        <w:sz w:val="20"/>
+      </w:rPr>
+    </w:lvl>
+    <w:lvl w:ilvl="5" w:tentative="1">
+      <w:start w:val="1"/>
+      <w:numFmt w:val="bullet"/>
+      <w:lvlText w:val=""/>
+      <w:lvlJc w:val="left"/>
+      <w:pPr>
+        <w:tabs>
+          <w:tab w:val="num" w:pos="4320"/>
+        </w:tabs>
+        <w:ind w:left="4320" w:hanging="360"/>
+      </w:pPr>
+      <w:rPr>
+        <w:rFonts w:ascii="Wingdings" w:hAnsi="Wingdings" w:hint="default"/>
+        <w:sz w:val="20"/>
+      </w:rPr>
+    </w:lvl>
+    <w:lvl w:ilvl="6" w:tentative="1">
+      <w:start w:val="1"/>
+      <w:numFmt w:val="bullet"/>
+      <w:lvlText w:val=""/>
+      <w:lvlJc w:val="left"/>
+      <w:pPr>
+        <w:tabs>
+          <w:tab w:val="num" w:pos="5040"/>
+        </w:tabs>
+        <w:ind w:left="5040" w:hanging="360"/>
+      </w:pPr>
+      <w:rPr>
+        <w:rFonts w:ascii="Wingdings" w:hAnsi="Wingdings" w:hint="default"/>
+        <w:sz w:val="20"/>
+      </w:rPr>
+    </w:lvl>
+    <w:lvl w:ilvl="7" w:tentative="1">
+      <w:start w:val="1"/>
+      <w:numFmt w:val="bullet"/>
+      <w:lvlText w:val=""/>
+      <w:lvlJc w:val="left"/>
+      <w:pPr>
+        <w:tabs>
+          <w:tab w:val="num" w:pos="5760"/>
+        </w:tabs>
+        <w:ind w:left="5760" w:hanging="360"/>
+      </w:pPr>
+      <w:rPr>
+        <w:rFonts w:ascii="Wingdings" w:hAnsi="Wingdings" w:hint="default"/>
+        <w:sz w:val="20"/>
+      </w:rPr>
+    </w:lvl>
+    <w:lvl w:ilvl="8" w:tentative="1">
+      <w:start w:val="1"/>
+      <w:numFmt w:val="bullet"/>
+      <w:lvlText w:val=""/>
+      <w:lvlJc w:val="left"/>
+      <w:pPr>
+        <w:tabs>
+          <w:tab w:val="num" w:pos="6480"/>
+        </w:tabs>
+        <w:ind w:left="6480" w:hanging="360"/>
+      </w:pPr>
+      <w:rPr>
+        <w:rFonts w:ascii="Wingdings" w:hAnsi="Wingdings" w:hint="default"/>
+        <w:sz w:val="20"/>
+      </w:rPr>
     </w:lvl>
   </w:abstractNum>
   <w:num w:numId="1" w16cid:durableId="1716544833">
     <w:abstractNumId w:val="2"/>
   </w:num>
   <w:num w:numId="2" w16cid:durableId="1638413066">
-    <w:abstractNumId w:val="4"/>
+    <w:abstractNumId w:val="5"/>
   </w:num>
   <w:num w:numId="3" w16cid:durableId="215556012">
     <w:abstractNumId w:val="3"/>
   </w:num>
   <w:num w:numId="4" w16cid:durableId="1208571232">
-    <w:abstractNumId w:val="6"/>
+    <w:abstractNumId w:val="7"/>
   </w:num>
   <w:num w:numId="5" w16cid:durableId="1346591075">
-    <w:abstractNumId w:val="16"/>
+    <w:abstractNumId w:val="17"/>
   </w:num>
   <w:num w:numId="6" w16cid:durableId="2140030866">
     <w:abstractNumId w:val="1"/>
   </w:num>
   <w:num w:numId="7" w16cid:durableId="361132598">
-    <w:abstractNumId w:val="15"/>
+    <w:abstractNumId w:val="16"/>
   </w:num>
   <w:num w:numId="8" w16cid:durableId="1147478457">
     <w:abstractNumId w:val="0"/>
   </w:num>
   <w:num w:numId="9" w16cid:durableId="735708991">
+    <w:abstractNumId w:val="10"/>
+  </w:num>
+  <w:num w:numId="10" w16cid:durableId="1409184924">
+    <w:abstractNumId w:val="8"/>
+  </w:num>
+  <w:num w:numId="11" w16cid:durableId="647713228">
+    <w:abstractNumId w:val="14"/>
+  </w:num>
+  <w:num w:numId="12" w16cid:durableId="1153137528">
+    <w:abstractNumId w:val="12"/>
+  </w:num>
+  <w:num w:numId="13" w16cid:durableId="1793792205">
+    <w:abstractNumId w:val="13"/>
+  </w:num>
+  <w:num w:numId="14" w16cid:durableId="294986577">
+    <w:abstractNumId w:val="6"/>
+  </w:num>
+  <w:num w:numId="15" w16cid:durableId="929892650">
+    <w:abstractNumId w:val="11"/>
+  </w:num>
+  <w:num w:numId="16" w16cid:durableId="1291205404">
+    <w:abstractNumId w:val="15"/>
+  </w:num>
+  <w:num w:numId="17" w16cid:durableId="1563175414">
     <w:abstractNumId w:val="9"/>
   </w:num>
-  <w:num w:numId="10" w16cid:durableId="1409184924">
-    <w:abstractNumId w:val="7"/>
+  <w:num w:numId="18" w16cid:durableId="285551627">
+    <w:abstractNumId w:val="19"/>
   </w:num>
-  <w:num w:numId="11" w16cid:durableId="647713228">
-    <w:abstractNumId w:val="13"/>
+  <w:num w:numId="19" w16cid:durableId="567418227">
+    <w:abstractNumId w:val="18"/>
   </w:num>
-  <w:num w:numId="12" w16cid:durableId="1153137528">
-    <w:abstractNumId w:val="11"/>
-  </w:num>
-  <w:num w:numId="13" w16cid:durableId="1793792205">
-    <w:abstractNumId w:val="12"/>
-  </w:num>
-  <w:num w:numId="14" w16cid:durableId="294986577">
-    <w:abstractNumId w:val="5"/>
-  </w:num>
-  <w:num w:numId="15" w16cid:durableId="929892650">
-    <w:abstractNumId w:val="10"/>
-  </w:num>
-  <w:num w:numId="16" w16cid:durableId="1291205404">
-    <w:abstractNumId w:val="14"/>
-  </w:num>
-  <w:num w:numId="17" w16cid:durableId="1563175414">
-    <w:abstractNumId w:val="8"/>
+  <w:num w:numId="20" w16cid:durableId="873275491">
+    <w:abstractNumId w:val="4"/>
   </w:num>
 </w:numbering>
 </file>

--- a/06_documentacao/Documentação da Estrutura de Diretorios.docx
+++ b/06_documentacao/Documentação da Estrutura de Diretorios.docx
@@ -502,8 +502,9 @@
     <w:p>
       <w:pPr>
         <w:rPr>
-          <w:b/>
+          <w:rFonts w:cs="Times New Roman"/>
           <w:bCs/>
+          <w:szCs w:val="28"/>
         </w:rPr>
       </w:pPr>
       <w:r>
@@ -511,7 +512,28 @@
           <w:b/>
           <w:bCs/>
         </w:rPr>
-        <w:t xml:space="preserve">Separação de Dados e </w:t>
+        <w:t xml:space="preserve">Separação de </w:t>
+      </w:r>
+      <w:r>
+        <w:rPr>
+          <w:b/>
+          <w:bCs/>
+        </w:rPr>
+        <w:t>ficheiros</w:t>
+      </w:r>
+      <w:r>
+        <w:rPr>
+          <w:b/>
+          <w:bCs/>
+        </w:rPr>
+        <w:t xml:space="preserve"> de </w:t>
+      </w:r>
+      <w:r>
+        <w:rPr>
+          <w:b/>
+          <w:bCs/>
+        </w:rPr>
+        <w:t xml:space="preserve">Dados e </w:t>
       </w:r>
       <w:proofErr w:type="spellStart"/>
       <w:r>
@@ -522,6 +544,72 @@
         <w:t>Logs</w:t>
       </w:r>
       <w:proofErr w:type="spellEnd"/>
+      <w:r>
+        <w:rPr>
+          <w:rFonts w:cs="Times New Roman"/>
+          <w:bCs/>
+          <w:szCs w:val="28"/>
+        </w:rPr>
+        <w:t xml:space="preserve"> </w:t>
+      </w:r>
+    </w:p>
+    <w:p>
+      <w:pPr>
+        <w:rPr>
+          <w:rFonts w:cs="Times New Roman"/>
+          <w:bCs/>
+          <w:szCs w:val="28"/>
+        </w:rPr>
+      </w:pPr>
+      <w:r>
+        <w:rPr>
+          <w:rFonts w:cs="Times New Roman"/>
+          <w:bCs/>
+          <w:noProof/>
+          <w:szCs w:val="28"/>
+        </w:rPr>
+        <w:drawing>
+          <wp:inline distT="0" distB="0" distL="0" distR="0" wp14:anchorId="3D5FD24C" wp14:editId="5BB54D31">
+            <wp:extent cx="5400040" cy="3276600"/>
+            <wp:effectExtent l="0" t="0" r="0" b="0"/>
+            <wp:docPr id="1697515833" name="Imagem 1"/>
+            <wp:cNvGraphicFramePr>
+              <a:graphicFrameLocks xmlns:a="http://schemas.openxmlformats.org/drawingml/2006/main" noChangeAspect="1"/>
+            </wp:cNvGraphicFramePr>
+            <a:graphic xmlns:a="http://schemas.openxmlformats.org/drawingml/2006/main">
+              <a:graphicData uri="http://schemas.openxmlformats.org/drawingml/2006/picture">
+                <pic:pic xmlns:pic="http://schemas.openxmlformats.org/drawingml/2006/picture">
+                  <pic:nvPicPr>
+                    <pic:cNvPr id="1697515833" name="Imagem 1697515833"/>
+                    <pic:cNvPicPr/>
+                  </pic:nvPicPr>
+                  <pic:blipFill>
+                    <a:blip r:embed="rId8">
+                      <a:extLst>
+                        <a:ext uri="{28A0092B-C50C-407E-A947-70E740481C1C}">
+                          <a14:useLocalDpi xmlns:a14="http://schemas.microsoft.com/office/drawing/2010/main" val="0"/>
+                        </a:ext>
+                      </a:extLst>
+                    </a:blip>
+                    <a:stretch>
+                      <a:fillRect/>
+                    </a:stretch>
+                  </pic:blipFill>
+                  <pic:spPr>
+                    <a:xfrm>
+                      <a:off x="0" y="0"/>
+                      <a:ext cx="5400040" cy="3276600"/>
+                    </a:xfrm>
+                    <a:prstGeom prst="rect">
+                      <a:avLst/>
+                    </a:prstGeom>
+                  </pic:spPr>
+                </pic:pic>
+              </a:graphicData>
+            </a:graphic>
+          </wp:inline>
+        </w:drawing>
+      </w:r>
     </w:p>
     <w:p>
       <w:pPr>
@@ -640,6 +728,7 @@
         </w:numPr>
       </w:pPr>
       <w:r>
+        <w:lastRenderedPageBreak/>
         <w:t>Benefício: maior desempenho e resiliência (se um disco falhar, o outro pode ser recuperado).</w:t>
       </w:r>
     </w:p>
@@ -655,7 +744,30 @@
           <w:b/>
           <w:bCs/>
         </w:rPr>
-        <w:t>Justificação da Organização Física</w:t>
+        <w:t xml:space="preserve">Justificação da </w:t>
+      </w:r>
+      <w:r>
+        <w:rPr>
+          <w:b/>
+          <w:bCs/>
+        </w:rPr>
+        <w:t>Organização Física</w:t>
+      </w:r>
+      <w:r>
+        <w:rPr>
+          <w:b/>
+          <w:bCs/>
+        </w:rPr>
+        <w:t xml:space="preserve"> </w:t>
+      </w:r>
+      <w:r>
+        <w:rPr>
+          <w:rFonts w:cs="Times New Roman"/>
+          <w:b/>
+          <w:bCs/>
+          <w:szCs w:val="28"/>
+        </w:rPr>
+        <w:t>adotada</w:t>
       </w:r>
     </w:p>
     <w:p>
@@ -804,506 +916,8 @@
         <w:t>) permitem distribuir dados em discos diferentes conforme necessidade.</w:t>
       </w:r>
     </w:p>
-    <w:p/>
-    <w:p>
-      <w:pPr>
-        <w:ind w:left="0" w:firstLine="0"/>
-        <w:rPr>
-          <w:rFonts w:cs="Times New Roman"/>
-          <w:bCs/>
-          <w:szCs w:val="28"/>
-        </w:rPr>
-      </w:pPr>
-    </w:p>
-    <w:p>
-      <w:pPr>
-        <w:rPr>
-          <w:rFonts w:cs="Times New Roman"/>
-          <w:bCs/>
-          <w:szCs w:val="28"/>
-        </w:rPr>
-      </w:pPr>
-    </w:p>
-    <w:p>
-      <w:pPr>
-        <w:rPr>
-          <w:rFonts w:cs="Times New Roman"/>
-          <w:bCs/>
-          <w:szCs w:val="28"/>
-        </w:rPr>
-      </w:pPr>
-      <w:r>
-        <w:rPr>
-          <w:rFonts w:cs="Times New Roman"/>
-          <w:bCs/>
-          <w:szCs w:val="28"/>
-        </w:rPr>
-        <w:t>Identificar localização dos ficheiros:</w:t>
-      </w:r>
-    </w:p>
-    <w:p>
-      <w:pPr>
-        <w:rPr>
-          <w:rFonts w:cs="Times New Roman"/>
-          <w:bCs/>
-          <w:szCs w:val="28"/>
-        </w:rPr>
-      </w:pPr>
-      <w:r>
-        <w:rPr>
-          <w:rFonts w:cs="Times New Roman"/>
-          <w:bCs/>
-          <w:szCs w:val="28"/>
-        </w:rPr>
-        <w:t xml:space="preserve">Os Ficheiros de </w:t>
-      </w:r>
-      <w:r>
-        <w:rPr>
-          <w:rFonts w:cs="Times New Roman"/>
-          <w:b/>
-          <w:szCs w:val="28"/>
-        </w:rPr>
-        <w:t>Dados</w:t>
-      </w:r>
-      <w:r>
-        <w:rPr>
-          <w:rFonts w:cs="Times New Roman"/>
-          <w:bCs/>
-          <w:szCs w:val="28"/>
-        </w:rPr>
-        <w:t xml:space="preserve"> ficam localizados em: </w:t>
-      </w:r>
-    </w:p>
-    <w:p>
-      <w:pPr>
-        <w:rPr>
-          <w:rFonts w:cs="Times New Roman"/>
-          <w:bCs/>
-          <w:szCs w:val="28"/>
-        </w:rPr>
-      </w:pPr>
-      <w:r>
-        <w:rPr>
-          <w:rFonts w:cs="Times New Roman"/>
-          <w:bCs/>
-          <w:szCs w:val="28"/>
-        </w:rPr>
-        <w:tab/>
-      </w:r>
-      <w:r>
-        <w:rPr>
-          <w:rFonts w:cs="Times New Roman"/>
-          <w:bCs/>
-          <w:szCs w:val="28"/>
-        </w:rPr>
-        <w:tab/>
-      </w:r>
-      <w:r>
-        <w:rPr>
-          <w:rFonts w:cs="Times New Roman"/>
-          <w:bCs/>
-          <w:szCs w:val="28"/>
-        </w:rPr>
-        <w:t>C:\Program Files\PostgreSQL\18\data</w:t>
-      </w:r>
-      <w:r>
-        <w:rPr>
-          <w:rFonts w:cs="Times New Roman"/>
-          <w:bCs/>
-          <w:szCs w:val="28"/>
-        </w:rPr>
-        <w:t>\base</w:t>
-      </w:r>
-    </w:p>
-    <w:p>
-      <w:pPr>
-        <w:ind w:left="0" w:firstLine="0"/>
-        <w:rPr>
-          <w:rFonts w:cs="Times New Roman"/>
-          <w:bCs/>
-          <w:szCs w:val="28"/>
-        </w:rPr>
-      </w:pPr>
-      <w:r>
-        <w:rPr>
-          <w:rFonts w:cs="Times New Roman"/>
-          <w:bCs/>
-          <w:szCs w:val="28"/>
-        </w:rPr>
-        <w:t xml:space="preserve">Os Ficheiros de </w:t>
-      </w:r>
-      <w:proofErr w:type="spellStart"/>
-      <w:r>
-        <w:rPr>
-          <w:rFonts w:cs="Times New Roman"/>
-          <w:b/>
-          <w:szCs w:val="28"/>
-        </w:rPr>
-        <w:t>Logs</w:t>
-      </w:r>
-      <w:proofErr w:type="spellEnd"/>
-      <w:r>
-        <w:rPr>
-          <w:rFonts w:cs="Times New Roman"/>
-          <w:bCs/>
-          <w:szCs w:val="28"/>
-        </w:rPr>
-        <w:t xml:space="preserve"> ficam localizados em: </w:t>
-      </w:r>
-    </w:p>
-    <w:p>
-      <w:pPr>
-        <w:ind w:left="0" w:firstLine="708"/>
-        <w:rPr>
-          <w:rFonts w:cs="Times New Roman"/>
-          <w:bCs/>
-          <w:szCs w:val="28"/>
-        </w:rPr>
-      </w:pPr>
-      <w:r>
-        <w:rPr>
-          <w:rFonts w:cs="Times New Roman"/>
-          <w:bCs/>
-          <w:szCs w:val="28"/>
-        </w:rPr>
-        <w:t>C:\Program Files\PostgreSQL\18\data\log</w:t>
-      </w:r>
-    </w:p>
-    <w:p>
-      <w:pPr>
-        <w:rPr>
-          <w:rFonts w:cs="Times New Roman"/>
-          <w:bCs/>
-          <w:szCs w:val="28"/>
-        </w:rPr>
-      </w:pPr>
-      <w:r>
-        <w:rPr>
-          <w:rFonts w:cs="Times New Roman"/>
-          <w:bCs/>
-          <w:szCs w:val="28"/>
-        </w:rPr>
-        <w:t xml:space="preserve">Os Ficheiros de </w:t>
-      </w:r>
-      <w:r>
-        <w:rPr>
-          <w:rFonts w:cs="Times New Roman"/>
-          <w:b/>
-          <w:szCs w:val="28"/>
-        </w:rPr>
-        <w:t>Configuração</w:t>
-      </w:r>
-      <w:r>
-        <w:rPr>
-          <w:rFonts w:cs="Times New Roman"/>
-          <w:bCs/>
-          <w:szCs w:val="28"/>
-        </w:rPr>
-        <w:t xml:space="preserve"> ficam localizados em:</w:t>
-      </w:r>
-    </w:p>
-    <w:p>
-      <w:pPr>
-        <w:rPr>
-          <w:rFonts w:cs="Times New Roman"/>
-          <w:bCs/>
-          <w:szCs w:val="28"/>
-        </w:rPr>
-      </w:pPr>
-      <w:r>
-        <w:rPr>
-          <w:rFonts w:cs="Times New Roman"/>
-          <w:bCs/>
-          <w:szCs w:val="28"/>
-        </w:rPr>
-        <w:tab/>
-      </w:r>
-      <w:r>
-        <w:rPr>
-          <w:rFonts w:cs="Times New Roman"/>
-          <w:bCs/>
-          <w:szCs w:val="28"/>
-        </w:rPr>
-        <w:tab/>
-      </w:r>
-      <w:r>
-        <w:rPr>
-          <w:rFonts w:cs="Times New Roman"/>
-          <w:bCs/>
-          <w:szCs w:val="28"/>
-        </w:rPr>
-        <w:t>C:\Program Files\PostgreSQL\18\data</w:t>
-      </w:r>
-      <w:r>
-        <w:rPr>
-          <w:rFonts w:cs="Times New Roman"/>
-          <w:bCs/>
-          <w:szCs w:val="28"/>
-        </w:rPr>
-        <w:t>\</w:t>
-      </w:r>
-      <w:proofErr w:type="spellStart"/>
-      <w:r>
-        <w:rPr>
-          <w:rFonts w:cs="Times New Roman"/>
-          <w:bCs/>
-          <w:szCs w:val="28"/>
-        </w:rPr>
-        <w:t>postgresql.conf</w:t>
-      </w:r>
-      <w:proofErr w:type="spellEnd"/>
-    </w:p>
-    <w:p>
-      <w:pPr>
-        <w:rPr>
-          <w:rFonts w:cs="Times New Roman"/>
-          <w:bCs/>
-          <w:szCs w:val="28"/>
-        </w:rPr>
-      </w:pPr>
-      <w:r>
-        <w:rPr>
-          <w:rFonts w:cs="Times New Roman"/>
-          <w:bCs/>
-          <w:szCs w:val="28"/>
-        </w:rPr>
-        <w:tab/>
-      </w:r>
-      <w:r>
-        <w:rPr>
-          <w:rFonts w:cs="Times New Roman"/>
-          <w:bCs/>
-          <w:szCs w:val="28"/>
-        </w:rPr>
-        <w:tab/>
-      </w:r>
-      <w:r>
-        <w:rPr>
-          <w:rFonts w:cs="Times New Roman"/>
-          <w:bCs/>
-          <w:szCs w:val="28"/>
-        </w:rPr>
-        <w:t>C:\Program Files\PostgreSQL\18\data</w:t>
-      </w:r>
-      <w:r>
-        <w:rPr>
-          <w:rFonts w:cs="Times New Roman"/>
-          <w:bCs/>
-          <w:szCs w:val="28"/>
-        </w:rPr>
-        <w:t>\</w:t>
-      </w:r>
-      <w:proofErr w:type="spellStart"/>
-      <w:r>
-        <w:rPr>
-          <w:rFonts w:cs="Times New Roman"/>
-          <w:bCs/>
-          <w:szCs w:val="28"/>
-        </w:rPr>
-        <w:t>pg_hba.conf</w:t>
-      </w:r>
-      <w:proofErr w:type="spellEnd"/>
-    </w:p>
-    <w:p>
-      <w:pPr>
-        <w:rPr>
-          <w:rFonts w:cs="Times New Roman"/>
-          <w:bCs/>
-          <w:szCs w:val="28"/>
-        </w:rPr>
-      </w:pPr>
-      <w:r>
-        <w:rPr>
-          <w:rFonts w:cs="Times New Roman"/>
-          <w:bCs/>
-          <w:szCs w:val="28"/>
-        </w:rPr>
-        <w:tab/>
-        <w:t>Como exemplo:</w:t>
-      </w:r>
-    </w:p>
-    <w:p>
-      <w:pPr>
-        <w:rPr>
-          <w:rFonts w:cs="Times New Roman"/>
-          <w:bCs/>
-          <w:szCs w:val="28"/>
-        </w:rPr>
-      </w:pPr>
-      <w:r>
-        <w:rPr>
-          <w:rFonts w:cs="Times New Roman"/>
-          <w:bCs/>
-          <w:szCs w:val="28"/>
-        </w:rPr>
-        <w:tab/>
-      </w:r>
-      <w:r>
-        <w:rPr>
-          <w:rFonts w:cs="Times New Roman"/>
-          <w:bCs/>
-          <w:szCs w:val="28"/>
-        </w:rPr>
-        <w:tab/>
-      </w:r>
-      <w:proofErr w:type="spellStart"/>
-      <w:r>
-        <w:rPr>
-          <w:rFonts w:cs="Times New Roman"/>
-          <w:bCs/>
-          <w:szCs w:val="28"/>
-        </w:rPr>
-        <w:t>pg_hba.conf</w:t>
-      </w:r>
-      <w:proofErr w:type="spellEnd"/>
-      <w:r>
-        <w:rPr>
-          <w:rFonts w:cs="Times New Roman"/>
-          <w:bCs/>
-          <w:szCs w:val="28"/>
-        </w:rPr>
-        <w:t xml:space="preserve"> e </w:t>
-      </w:r>
-      <w:proofErr w:type="spellStart"/>
-      <w:r>
-        <w:rPr>
-          <w:rFonts w:cs="Times New Roman"/>
-          <w:bCs/>
-          <w:szCs w:val="28"/>
-        </w:rPr>
-        <w:t>postgresql.conf</w:t>
-      </w:r>
-      <w:proofErr w:type="spellEnd"/>
-      <w:r>
-        <w:rPr>
-          <w:rFonts w:cs="Times New Roman"/>
-          <w:bCs/>
-          <w:szCs w:val="28"/>
-        </w:rPr>
-        <w:t>.</w:t>
-      </w:r>
-    </w:p>
-    <w:p>
-      <w:pPr>
-        <w:rPr>
-          <w:rFonts w:cs="Times New Roman"/>
-          <w:bCs/>
-          <w:szCs w:val="28"/>
-        </w:rPr>
-      </w:pPr>
-      <w:r>
-        <w:rPr>
-          <w:rFonts w:cs="Times New Roman"/>
-          <w:bCs/>
-          <w:szCs w:val="28"/>
-        </w:rPr>
-        <w:t xml:space="preserve">Os Ficheiros de </w:t>
-      </w:r>
-      <w:r>
-        <w:rPr>
-          <w:rFonts w:cs="Times New Roman"/>
-          <w:b/>
-          <w:szCs w:val="28"/>
-        </w:rPr>
-        <w:t>Temporários</w:t>
-      </w:r>
-      <w:r>
-        <w:rPr>
-          <w:rFonts w:cs="Times New Roman"/>
-          <w:bCs/>
-          <w:szCs w:val="28"/>
-        </w:rPr>
-        <w:t xml:space="preserve"> ficam localizados em:</w:t>
-      </w:r>
-    </w:p>
-    <w:p>
-      <w:pPr>
-        <w:rPr>
-          <w:rFonts w:cs="Times New Roman"/>
-          <w:bCs/>
-          <w:szCs w:val="28"/>
-        </w:rPr>
-      </w:pPr>
-      <w:r>
-        <w:rPr>
-          <w:rFonts w:cs="Times New Roman"/>
-          <w:bCs/>
-          <w:szCs w:val="28"/>
-        </w:rPr>
-        <w:tab/>
-      </w:r>
-      <w:r>
-        <w:rPr>
-          <w:rFonts w:cs="Times New Roman"/>
-          <w:bCs/>
-          <w:szCs w:val="28"/>
-        </w:rPr>
-        <w:tab/>
-      </w:r>
-    </w:p>
-    <w:p>
-      <w:pPr>
-        <w:rPr>
-          <w:rFonts w:cs="Times New Roman"/>
-          <w:bCs/>
-          <w:szCs w:val="28"/>
-        </w:rPr>
-      </w:pPr>
-      <w:r>
-        <w:rPr>
-          <w:rFonts w:cs="Times New Roman"/>
-          <w:bCs/>
-          <w:szCs w:val="28"/>
-        </w:rPr>
-        <w:t xml:space="preserve">Separar ficheiros de dados e </w:t>
-      </w:r>
-      <w:proofErr w:type="spellStart"/>
-      <w:r>
-        <w:rPr>
-          <w:rFonts w:cs="Times New Roman"/>
-          <w:bCs/>
-          <w:szCs w:val="28"/>
-        </w:rPr>
-        <w:t>logs</w:t>
-      </w:r>
-      <w:proofErr w:type="spellEnd"/>
-      <w:r>
-        <w:rPr>
-          <w:rFonts w:cs="Times New Roman"/>
-          <w:bCs/>
-          <w:szCs w:val="28"/>
-        </w:rPr>
-        <w:t xml:space="preserve"> quando suportado;</w:t>
-      </w:r>
-    </w:p>
-    <w:p>
-      <w:pPr>
-        <w:rPr>
-          <w:rFonts w:cs="Times New Roman"/>
-          <w:bCs/>
-          <w:szCs w:val="28"/>
-        </w:rPr>
-      </w:pPr>
-      <w:r>
-        <w:rPr>
-          <w:rFonts w:cs="Times New Roman"/>
-          <w:bCs/>
-          <w:szCs w:val="28"/>
-        </w:rPr>
-        <w:t>Justificar a organização física adotada;</w:t>
-      </w:r>
-    </w:p>
-    <w:p>
-      <w:pPr>
-        <w:rPr>
-          <w:rFonts w:cs="Times New Roman"/>
-          <w:bCs/>
-          <w:szCs w:val="28"/>
-        </w:rPr>
-      </w:pPr>
-    </w:p>
     <w:sectPr>
-      <w:headerReference w:type="default" r:id="rId8"/>
+      <w:headerReference w:type="default" r:id="rId9"/>
       <w:pgSz w:w="11906" w:h="16838"/>
       <w:pgMar w:top="1417" w:right="1701" w:bottom="1417" w:left="1701" w:header="708" w:footer="708" w:gutter="0"/>
       <w:cols w:space="708"/>

--- a/06_documentacao/Documentação da Estrutura de Diretorios.docx
+++ b/06_documentacao/Documentação da Estrutura de Diretorios.docx
@@ -57,6 +57,13 @@
         </w:rPr>
         <w:t>— PostgreSQL 18 (Windows)</w:t>
       </w:r>
+      <w:r>
+        <w:rPr>
+          <w:b/>
+          <w:bCs/>
+        </w:rPr>
+        <w:t xml:space="preserve"> Inicial</w:t>
+      </w:r>
     </w:p>
     <w:p>
       <w:r>
@@ -65,31 +72,7 @@
     </w:p>
     <w:p>
       <w:r>
-        <w:t>├── bin\                   # Executáveis (</w:t>
-      </w:r>
-      <w:proofErr w:type="spellStart"/>
-      <w:r>
-        <w:t>psql</w:t>
-      </w:r>
-      <w:proofErr w:type="spellEnd"/>
-      <w:r>
-        <w:t xml:space="preserve">, </w:t>
-      </w:r>
-      <w:proofErr w:type="spellStart"/>
-      <w:r>
-        <w:t>initdb</w:t>
-      </w:r>
-      <w:proofErr w:type="spellEnd"/>
-      <w:r>
-        <w:t xml:space="preserve">, </w:t>
-      </w:r>
-      <w:proofErr w:type="spellStart"/>
-      <w:r>
-        <w:t>pg_ctl</w:t>
-      </w:r>
-      <w:proofErr w:type="spellEnd"/>
-      <w:r>
-        <w:t>, etc.)</w:t>
+        <w:t>├── bin\                   # Executáveis (psql, initdb, pg_ctl, etc.)</w:t>
       </w:r>
     </w:p>
     <w:p>
@@ -104,182 +87,72 @@
     </w:p>
     <w:p>
       <w:r>
-        <w:t xml:space="preserve">│   ├── global\            # Catálogo global (usuários, </w:t>
-      </w:r>
-      <w:proofErr w:type="spellStart"/>
-      <w:r>
-        <w:t>tablespaces</w:t>
-      </w:r>
-      <w:proofErr w:type="spellEnd"/>
-      <w:r>
-        <w:t>, etc.)</w:t>
-      </w:r>
-    </w:p>
-    <w:p>
-      <w:r>
-        <w:t xml:space="preserve">│   ├── </w:t>
-      </w:r>
-      <w:proofErr w:type="spellStart"/>
-      <w:r>
-        <w:t>pg_wal</w:t>
-      </w:r>
-      <w:proofErr w:type="spellEnd"/>
-      <w:r>
-        <w:t xml:space="preserve">\            # </w:t>
-      </w:r>
-      <w:proofErr w:type="spellStart"/>
-      <w:r>
-        <w:t>Write-Ahead</w:t>
-      </w:r>
-      <w:proofErr w:type="spellEnd"/>
-      <w:r>
-        <w:t xml:space="preserve"> Log (</w:t>
-      </w:r>
-      <w:proofErr w:type="spellStart"/>
-      <w:r>
-        <w:t>logs</w:t>
-      </w:r>
-      <w:proofErr w:type="spellEnd"/>
-      <w:r>
-        <w:t xml:space="preserve"> de transações)</w:t>
-      </w:r>
-    </w:p>
-    <w:p>
-      <w:r>
-        <w:t xml:space="preserve">│   ├── log\               # </w:t>
-      </w:r>
-      <w:proofErr w:type="spellStart"/>
-      <w:r>
-        <w:t>Logs</w:t>
-      </w:r>
-      <w:proofErr w:type="spellEnd"/>
-      <w:r>
-        <w:t xml:space="preserve"> de execução (se configurado)</w:t>
-      </w:r>
-    </w:p>
-    <w:p>
-      <w:r>
-        <w:t xml:space="preserve">│   ├── </w:t>
-      </w:r>
-      <w:proofErr w:type="spellStart"/>
-      <w:r>
-        <w:t>pg_stat_tmp</w:t>
-      </w:r>
-      <w:proofErr w:type="spellEnd"/>
-      <w:r>
-        <w:t>\       # Estatísticas temporárias</w:t>
-      </w:r>
-    </w:p>
-    <w:p>
-      <w:r>
-        <w:t xml:space="preserve">│   ├── </w:t>
-      </w:r>
-      <w:proofErr w:type="spellStart"/>
-      <w:r>
-        <w:t>pg_tblspc</w:t>
-      </w:r>
-      <w:proofErr w:type="spellEnd"/>
-      <w:r>
-        <w:t xml:space="preserve">\         # Links simbólicos para </w:t>
-      </w:r>
-      <w:proofErr w:type="spellStart"/>
-      <w:r>
-        <w:t>tablespaces</w:t>
-      </w:r>
-      <w:proofErr w:type="spellEnd"/>
-    </w:p>
-    <w:p>
-      <w:r>
-        <w:t xml:space="preserve">│   ├── </w:t>
-      </w:r>
-      <w:proofErr w:type="spellStart"/>
-      <w:r>
-        <w:t>pg_temp</w:t>
-      </w:r>
-      <w:proofErr w:type="spellEnd"/>
-      <w:r>
-        <w:t>\           # Objetos temporários (quando criados)</w:t>
-      </w:r>
-    </w:p>
-    <w:p>
-      <w:r>
-        <w:t xml:space="preserve">│   ├── </w:t>
-      </w:r>
-      <w:proofErr w:type="spellStart"/>
-      <w:r>
-        <w:t>postgresql.conf</w:t>
-      </w:r>
-      <w:proofErr w:type="spellEnd"/>
-      <w:r>
-        <w:t xml:space="preserve">    # Configuração principal</w:t>
-      </w:r>
-    </w:p>
-    <w:p>
-      <w:r>
-        <w:t xml:space="preserve">│   ├── </w:t>
-      </w:r>
-      <w:proofErr w:type="spellStart"/>
-      <w:r>
-        <w:t>pg_hba.conf</w:t>
-      </w:r>
-      <w:proofErr w:type="spellEnd"/>
-      <w:r>
-        <w:t xml:space="preserve">        # Configuração de autenticação</w:t>
-      </w:r>
-    </w:p>
-    <w:p>
-      <w:r>
-        <w:t xml:space="preserve">│   └── </w:t>
-      </w:r>
-      <w:proofErr w:type="spellStart"/>
-      <w:r>
-        <w:t>pg_ident.conf</w:t>
-      </w:r>
-      <w:proofErr w:type="spellEnd"/>
-      <w:r>
-        <w:t xml:space="preserve">      # Mapeamento de usuários do SO → PostgreSQL</w:t>
-      </w:r>
-    </w:p>
-    <w:p>
-      <w:r>
-        <w:t xml:space="preserve">├── </w:t>
-      </w:r>
-      <w:proofErr w:type="spellStart"/>
-      <w:r>
-        <w:t>lib</w:t>
-      </w:r>
-      <w:proofErr w:type="spellEnd"/>
-      <w:r>
-        <w:t>\                   # Bibliotecas</w:t>
-      </w:r>
-    </w:p>
-    <w:p>
-      <w:r>
-        <w:t xml:space="preserve">├── share\                 # Arquivos compartilhados (mensagens, </w:t>
-      </w:r>
-      <w:proofErr w:type="spellStart"/>
-      <w:r>
-        <w:t>collation</w:t>
-      </w:r>
-      <w:proofErr w:type="spellEnd"/>
-      <w:r>
-        <w:t>)</w:t>
-      </w:r>
-    </w:p>
-    <w:p>
-      <w:r>
-        <w:t xml:space="preserve">└── </w:t>
-      </w:r>
-      <w:proofErr w:type="spellStart"/>
-      <w:r>
-        <w:t>pgAdmin</w:t>
-      </w:r>
-      <w:proofErr w:type="spellEnd"/>
-      <w:r>
-        <w:t xml:space="preserve"> 4\             # Ferramenta de administração gráfica</w:t>
-      </w:r>
-    </w:p>
-    <w:p/>
+        <w:t>│   ├── global\            # Catálogo global (usuários, tablespaces, etc.)</w:t>
+      </w:r>
+    </w:p>
+    <w:p>
+      <w:r>
+        <w:t>│   ├── pg_wal\            # Write-Ahead Log (logs de transações)</w:t>
+      </w:r>
+    </w:p>
+    <w:p>
+      <w:r>
+        <w:t>│   ├── log\               # Logs de execução (se configurado)</w:t>
+      </w:r>
+    </w:p>
+    <w:p>
+      <w:r>
+        <w:t>│   ├── pg_stat_tmp\       # Estatísticas temporárias</w:t>
+      </w:r>
+    </w:p>
+    <w:p>
+      <w:r>
+        <w:t>│   ├── pg_tblspc\         # Links simbólicos para tablespaces</w:t>
+      </w:r>
+    </w:p>
+    <w:p>
+      <w:r>
+        <w:t>│   ├── pg_temp\           # Objetos temporários (quando criados)</w:t>
+      </w:r>
+    </w:p>
+    <w:p>
+      <w:r>
+        <w:t>│   ├── postgresql.conf    # Configuração principal</w:t>
+      </w:r>
+    </w:p>
+    <w:p>
+      <w:r>
+        <w:t>│   ├── pg_hba.conf        # Configuração de autenticação</w:t>
+      </w:r>
+    </w:p>
+    <w:p>
+      <w:r>
+        <w:t>│   └── pg_ident.conf      # Mapeamento de usuários do SO → PostgreSQL</w:t>
+      </w:r>
+    </w:p>
+    <w:p>
+      <w:r>
+        <w:t>├── lib\                   # Bibliotecas</w:t>
+      </w:r>
+    </w:p>
+    <w:p>
+      <w:r>
+        <w:t>├── share\                 # Arquivos compartilhados (mensagens, collation)</w:t>
+      </w:r>
+    </w:p>
+    <w:p>
+      <w:r>
+        <w:t>└── pgAdmin 4\             # Ferramenta de administração gráfica</w:t>
+      </w:r>
+    </w:p>
+    <w:p>
+      <w:pPr>
+        <w:rPr>
+          <w:b/>
+          <w:bCs/>
+        </w:rPr>
+      </w:pPr>
+    </w:p>
     <w:p>
       <w:pPr>
         <w:rPr>
@@ -325,254 +198,53 @@
           <w:b/>
           <w:bCs/>
         </w:rPr>
-        <w:t xml:space="preserve">Ficheiros de </w:t>
-      </w:r>
-      <w:proofErr w:type="spellStart"/>
+        <w:t>Ficheiros de Logs</w:t>
+      </w:r>
+      <w:r>
+        <w:t xml:space="preserve"> C:\Program Fil</w:t>
+      </w:r>
+      <w:r>
+        <w:t>es\PostgreSQL\18\data\log</w:t>
+      </w:r>
+      <w:r>
+        <w:t xml:space="preserve"> </w:t>
+      </w:r>
+      <w:r>
+        <w:t>(redireciona</w:t>
+      </w:r>
+      <w:r>
+        <w:t>mos</w:t>
+      </w:r>
+      <w:r>
+        <w:t xml:space="preserve"> </w:t>
+      </w:r>
+      <w:r>
+        <w:t xml:space="preserve">alterando o parametro </w:t>
+      </w:r>
+      <w:r>
+        <w:t>log_directory)</w:t>
+      </w:r>
+      <w:r>
+        <w:t xml:space="preserve"> </w:t>
+      </w:r>
+      <w:r>
+        <w:t>F:\PostgreSQL\Log</w:t>
+      </w:r>
+    </w:p>
+    <w:p>
+      <w:pPr>
+        <w:ind w:left="360" w:firstLine="0"/>
+      </w:pPr>
       <w:r>
         <w:rPr>
-          <w:b/>
-          <w:bCs/>
+          <w:noProof/>
         </w:rPr>
-        <w:t>Logs</w:t>
-      </w:r>
-      <w:proofErr w:type="spellEnd"/>
-      <w:r>
-        <w:t xml:space="preserve"> C:\Program Files\PostgreSQL\18\data\log </w:t>
-      </w:r>
-      <w:r>
-        <w:rPr>
-          <w:i/>
-          <w:iCs/>
-        </w:rPr>
-        <w:t xml:space="preserve">(pode ser redirecionado via </w:t>
-      </w:r>
-      <w:proofErr w:type="spellStart"/>
-      <w:r>
-        <w:t>logging_collector</w:t>
-      </w:r>
-      <w:proofErr w:type="spellEnd"/>
-      <w:r>
-        <w:rPr>
-          <w:i/>
-          <w:iCs/>
-        </w:rPr>
-        <w:t xml:space="preserve"> e </w:t>
-      </w:r>
-      <w:proofErr w:type="spellStart"/>
-      <w:r>
-        <w:t>log_directory</w:t>
-      </w:r>
-      <w:proofErr w:type="spellEnd"/>
-      <w:r>
-        <w:rPr>
-          <w:i/>
-          <w:iCs/>
-        </w:rPr>
-        <w:t>)</w:t>
-      </w:r>
-    </w:p>
-    <w:p>
-      <w:pPr>
-        <w:numPr>
-          <w:ilvl w:val="0"/>
-          <w:numId w:val="18"/>
-        </w:numPr>
-      </w:pPr>
-      <w:r>
-        <w:rPr>
-          <w:b/>
-          <w:bCs/>
-        </w:rPr>
-        <w:t>Ficheiros de Configuração</w:t>
-      </w:r>
-    </w:p>
-    <w:p>
-      <w:pPr>
-        <w:numPr>
-          <w:ilvl w:val="1"/>
-          <w:numId w:val="18"/>
-        </w:numPr>
-      </w:pPr>
-      <w:r>
         <w:lastRenderedPageBreak/>
-        <w:t>C:\Program Files\PostgreSQL\18\data\</w:t>
-      </w:r>
-      <w:proofErr w:type="spellStart"/>
-      <w:r>
-        <w:t>postgresql.conf</w:t>
-      </w:r>
-      <w:proofErr w:type="spellEnd"/>
-    </w:p>
-    <w:p>
-      <w:pPr>
-        <w:numPr>
-          <w:ilvl w:val="1"/>
-          <w:numId w:val="18"/>
-        </w:numPr>
-      </w:pPr>
-      <w:r>
-        <w:t>C:\Program Files\PostgreSQL\18\data\</w:t>
-      </w:r>
-      <w:proofErr w:type="spellStart"/>
-      <w:r>
-        <w:t>pg_hba.conf</w:t>
-      </w:r>
-      <w:proofErr w:type="spellEnd"/>
-    </w:p>
-    <w:p>
-      <w:pPr>
-        <w:numPr>
-          <w:ilvl w:val="1"/>
-          <w:numId w:val="18"/>
-        </w:numPr>
-      </w:pPr>
-      <w:r>
-        <w:t>C:\Program Files\PostgreSQL\18\data\</w:t>
-      </w:r>
-      <w:proofErr w:type="spellStart"/>
-      <w:r>
-        <w:t>pg_ident.conf</w:t>
-      </w:r>
-      <w:proofErr w:type="spellEnd"/>
-    </w:p>
-    <w:p>
-      <w:pPr>
-        <w:numPr>
-          <w:ilvl w:val="0"/>
-          <w:numId w:val="18"/>
-        </w:numPr>
-      </w:pPr>
-      <w:r>
-        <w:rPr>
-          <w:b/>
-          <w:bCs/>
-        </w:rPr>
-        <w:t>Ficheiros Temporários</w:t>
-      </w:r>
-    </w:p>
-    <w:p>
-      <w:pPr>
-        <w:numPr>
-          <w:ilvl w:val="1"/>
-          <w:numId w:val="18"/>
-        </w:numPr>
-      </w:pPr>
-      <w:r>
-        <w:t>C:\Program Files\PostgreSQL\18\data\</w:t>
-      </w:r>
-      <w:proofErr w:type="spellStart"/>
-      <w:r>
-        <w:t>pg_stat_tmp</w:t>
-      </w:r>
-      <w:proofErr w:type="spellEnd"/>
-      <w:r>
-        <w:t>\ → estatísticas temporárias</w:t>
-      </w:r>
-    </w:p>
-    <w:p>
-      <w:pPr>
-        <w:numPr>
-          <w:ilvl w:val="1"/>
-          <w:numId w:val="18"/>
-        </w:numPr>
-      </w:pPr>
-      <w:r>
-        <w:t>C:\Program Files\PostgreSQL\18\data\base\</w:t>
-      </w:r>
-      <w:proofErr w:type="spellStart"/>
-      <w:r>
-        <w:t>pgsql_tmp</w:t>
-      </w:r>
-      <w:proofErr w:type="spellEnd"/>
-      <w:r>
-        <w:t>\ → operações temporárias de cada DB</w:t>
-      </w:r>
-    </w:p>
-    <w:p>
-      <w:pPr>
-        <w:numPr>
-          <w:ilvl w:val="1"/>
-          <w:numId w:val="18"/>
-        </w:numPr>
-      </w:pPr>
-      <w:r>
-        <w:t>C:\Windows\Temp\ → pode ser usado em algumas operações dependendo da configuração</w:t>
-      </w:r>
-    </w:p>
-    <w:p>
-      <w:pPr>
-        <w:rPr>
-          <w:rFonts w:cs="Times New Roman"/>
-          <w:bCs/>
-          <w:szCs w:val="28"/>
-        </w:rPr>
-      </w:pPr>
-      <w:r>
-        <w:rPr>
-          <w:b/>
-          <w:bCs/>
-        </w:rPr>
-        <w:t xml:space="preserve">Separação de </w:t>
-      </w:r>
-      <w:r>
-        <w:rPr>
-          <w:b/>
-          <w:bCs/>
-        </w:rPr>
-        <w:t>ficheiros</w:t>
-      </w:r>
-      <w:r>
-        <w:rPr>
-          <w:b/>
-          <w:bCs/>
-        </w:rPr>
-        <w:t xml:space="preserve"> de </w:t>
-      </w:r>
-      <w:r>
-        <w:rPr>
-          <w:b/>
-          <w:bCs/>
-        </w:rPr>
-        <w:t xml:space="preserve">Dados e </w:t>
-      </w:r>
-      <w:proofErr w:type="spellStart"/>
-      <w:r>
-        <w:rPr>
-          <w:b/>
-          <w:bCs/>
-        </w:rPr>
-        <w:t>Logs</w:t>
-      </w:r>
-      <w:proofErr w:type="spellEnd"/>
-      <w:r>
-        <w:rPr>
-          <w:rFonts w:cs="Times New Roman"/>
-          <w:bCs/>
-          <w:szCs w:val="28"/>
-        </w:rPr>
-        <w:t xml:space="preserve"> </w:t>
-      </w:r>
-    </w:p>
-    <w:p>
-      <w:pPr>
-        <w:rPr>
-          <w:rFonts w:cs="Times New Roman"/>
-          <w:bCs/>
-          <w:szCs w:val="28"/>
-        </w:rPr>
-      </w:pPr>
-      <w:r>
-        <w:rPr>
-          <w:rFonts w:cs="Times New Roman"/>
-          <w:bCs/>
-          <w:noProof/>
-          <w:szCs w:val="28"/>
-        </w:rPr>
         <w:drawing>
-          <wp:inline distT="0" distB="0" distL="0" distR="0" wp14:anchorId="3D5FD24C" wp14:editId="5BB54D31">
-            <wp:extent cx="5400040" cy="3276600"/>
-            <wp:effectExtent l="0" t="0" r="0" b="0"/>
-            <wp:docPr id="1697515833" name="Imagem 1"/>
+          <wp:inline distT="0" distB="0" distL="0" distR="0" wp14:anchorId="7FA41E5B" wp14:editId="1B48FF95">
+            <wp:extent cx="4937760" cy="2281914"/>
+            <wp:effectExtent l="0" t="0" r="0" b="4445"/>
+            <wp:docPr id="1468279118" name="Imagem 1"/>
             <wp:cNvGraphicFramePr>
               <a:graphicFrameLocks xmlns:a="http://schemas.openxmlformats.org/drawingml/2006/main" noChangeAspect="1"/>
             </wp:cNvGraphicFramePr>
@@ -580,17 +252,11 @@
               <a:graphicData uri="http://schemas.openxmlformats.org/drawingml/2006/picture">
                 <pic:pic xmlns:pic="http://schemas.openxmlformats.org/drawingml/2006/picture">
                   <pic:nvPicPr>
-                    <pic:cNvPr id="1697515833" name="Imagem 1697515833"/>
+                    <pic:cNvPr id="1468279118" name=""/>
                     <pic:cNvPicPr/>
                   </pic:nvPicPr>
                   <pic:blipFill>
-                    <a:blip r:embed="rId8">
-                      <a:extLst>
-                        <a:ext uri="{28A0092B-C50C-407E-A947-70E740481C1C}">
-                          <a14:useLocalDpi xmlns:a14="http://schemas.microsoft.com/office/drawing/2010/main" val="0"/>
-                        </a:ext>
-                      </a:extLst>
-                    </a:blip>
+                    <a:blip r:embed="rId8"/>
                     <a:stretch>
                       <a:fillRect/>
                     </a:stretch>
@@ -598,7 +264,7 @@
                   <pic:spPr>
                     <a:xfrm>
                       <a:off x="0" y="0"/>
-                      <a:ext cx="5400040" cy="3276600"/>
+                      <a:ext cx="4949832" cy="2287493"/>
                     </a:xfrm>
                     <a:prstGeom prst="rect">
                       <a:avLst/>
@@ -615,7 +281,7 @@
       <w:pPr>
         <w:numPr>
           <w:ilvl w:val="0"/>
-          <w:numId w:val="19"/>
+          <w:numId w:val="18"/>
         </w:numPr>
       </w:pPr>
       <w:r>
@@ -623,61 +289,203 @@
           <w:b/>
           <w:bCs/>
         </w:rPr>
-        <w:t>Dados (</w:t>
-      </w:r>
-      <w:r>
-        <w:t>base</w:t>
-      </w:r>
+        <w:t>Ficheiros de Configuração</w:t>
+      </w:r>
+    </w:p>
+    <w:p>
+      <w:pPr>
+        <w:numPr>
+          <w:ilvl w:val="1"/>
+          <w:numId w:val="18"/>
+        </w:numPr>
+      </w:pPr>
+      <w:r>
+        <w:t>C:\Program Files\PostgreSQL\18\data\postgresql.conf</w:t>
+      </w:r>
+    </w:p>
+    <w:p>
+      <w:pPr>
+        <w:numPr>
+          <w:ilvl w:val="1"/>
+          <w:numId w:val="18"/>
+        </w:numPr>
+      </w:pPr>
+      <w:r>
+        <w:t>C:\Program Files\PostgreSQL\18\data\pg_hba.conf</w:t>
+      </w:r>
+    </w:p>
+    <w:p>
+      <w:pPr>
+        <w:numPr>
+          <w:ilvl w:val="1"/>
+          <w:numId w:val="18"/>
+        </w:numPr>
+      </w:pPr>
+      <w:r>
+        <w:t>C:\Program Files\PostgreSQL\18\data\pg_ident.conf</w:t>
+      </w:r>
+    </w:p>
+    <w:p>
+      <w:pPr>
+        <w:numPr>
+          <w:ilvl w:val="0"/>
+          <w:numId w:val="18"/>
+        </w:numPr>
+      </w:pPr>
       <w:r>
         <w:rPr>
           <w:b/>
           <w:bCs/>
         </w:rPr>
-        <w:t>)</w:t>
-      </w:r>
-      <w:r>
-        <w:t xml:space="preserve"> e </w:t>
-      </w:r>
-      <w:proofErr w:type="spellStart"/>
+        <w:t>Ficheiros Temporários</w:t>
+      </w:r>
+    </w:p>
+    <w:p>
+      <w:pPr>
+        <w:numPr>
+          <w:ilvl w:val="1"/>
+          <w:numId w:val="18"/>
+        </w:numPr>
+      </w:pPr>
+      <w:r>
+        <w:t>C:\Program Files\PostgreSQL\18\data\pg_stat_tmp\ → estatísticas temporárias</w:t>
+      </w:r>
+    </w:p>
+    <w:p>
+      <w:pPr>
+        <w:numPr>
+          <w:ilvl w:val="1"/>
+          <w:numId w:val="18"/>
+        </w:numPr>
+      </w:pPr>
+      <w:r>
+        <w:t>C:\Program Files\PostgreSQL\18\data\base\pgsql_tmp\ → operações temporárias de cada DB</w:t>
+      </w:r>
+    </w:p>
+    <w:p>
+      <w:pPr>
+        <w:numPr>
+          <w:ilvl w:val="1"/>
+          <w:numId w:val="18"/>
+        </w:numPr>
+      </w:pPr>
+      <w:r>
+        <w:t>C:\Windows\Temp\ → pode ser usado em algumas operações dependendo da configuração</w:t>
+      </w:r>
+    </w:p>
+    <w:p>
+      <w:pPr>
+        <w:rPr>
+          <w:rFonts w:cs="Times New Roman"/>
+          <w:bCs/>
+          <w:szCs w:val="28"/>
+        </w:rPr>
+      </w:pPr>
       <w:r>
         <w:rPr>
           <w:b/>
           <w:bCs/>
         </w:rPr>
-        <w:t>logs</w:t>
-      </w:r>
-      <w:proofErr w:type="spellEnd"/>
+        <w:t xml:space="preserve">Separação de </w:t>
+      </w:r>
       <w:r>
         <w:rPr>
           <w:b/>
           <w:bCs/>
         </w:rPr>
-        <w:t xml:space="preserve"> (</w:t>
-      </w:r>
-      <w:proofErr w:type="spellStart"/>
-      <w:r>
-        <w:t>pg_wal</w:t>
-      </w:r>
-      <w:proofErr w:type="spellEnd"/>
+        <w:t xml:space="preserve">ficheiros de </w:t>
+      </w:r>
       <w:r>
         <w:rPr>
           <w:b/>
           <w:bCs/>
         </w:rPr>
-        <w:t xml:space="preserve">, </w:t>
-      </w:r>
-      <w:r>
-        <w:t>log</w:t>
-      </w:r>
+        <w:t>Dados e Logs</w:t>
+      </w:r>
+      <w:r>
+        <w:rPr>
+          <w:rFonts w:cs="Times New Roman"/>
+          <w:bCs/>
+          <w:szCs w:val="28"/>
+        </w:rPr>
+        <w:t xml:space="preserve"> </w:t>
+      </w:r>
+    </w:p>
+    <w:p>
+      <w:pPr>
+        <w:rPr>
+          <w:rFonts w:cs="Times New Roman"/>
+          <w:bCs/>
+          <w:szCs w:val="28"/>
+        </w:rPr>
+      </w:pPr>
+      <w:r>
+        <w:rPr>
+          <w:rFonts w:cs="Times New Roman"/>
+          <w:bCs/>
+          <w:szCs w:val="28"/>
+        </w:rPr>
+        <w:drawing>
+          <wp:inline distT="0" distB="0" distL="0" distR="0" wp14:anchorId="1353B06D" wp14:editId="15EF3FC0">
+            <wp:extent cx="5400040" cy="1406525"/>
+            <wp:effectExtent l="0" t="0" r="0" b="3175"/>
+            <wp:docPr id="1987787426" name="Imagem 1"/>
+            <wp:cNvGraphicFramePr>
+              <a:graphicFrameLocks xmlns:a="http://schemas.openxmlformats.org/drawingml/2006/main" noChangeAspect="1"/>
+            </wp:cNvGraphicFramePr>
+            <a:graphic xmlns:a="http://schemas.openxmlformats.org/drawingml/2006/main">
+              <a:graphicData uri="http://schemas.openxmlformats.org/drawingml/2006/picture">
+                <pic:pic xmlns:pic="http://schemas.openxmlformats.org/drawingml/2006/picture">
+                  <pic:nvPicPr>
+                    <pic:cNvPr id="1987787426" name=""/>
+                    <pic:cNvPicPr/>
+                  </pic:nvPicPr>
+                  <pic:blipFill>
+                    <a:blip r:embed="rId9"/>
+                    <a:stretch>
+                      <a:fillRect/>
+                    </a:stretch>
+                  </pic:blipFill>
+                  <pic:spPr>
+                    <a:xfrm>
+                      <a:off x="0" y="0"/>
+                      <a:ext cx="5400040" cy="1406525"/>
+                    </a:xfrm>
+                    <a:prstGeom prst="rect">
+                      <a:avLst/>
+                    </a:prstGeom>
+                  </pic:spPr>
+                </pic:pic>
+              </a:graphicData>
+            </a:graphic>
+          </wp:inline>
+        </w:drawing>
+      </w:r>
+    </w:p>
+    <w:p>
       <w:r>
         <w:rPr>
           <w:b/>
           <w:bCs/>
         </w:rPr>
-        <w:t>)</w:t>
-      </w:r>
-      <w:r>
-        <w:t xml:space="preserve"> devem idealmente estar em </w:t>
+        <w:t>Dados</w:t>
+      </w:r>
+      <w:r>
+        <w:rPr>
+          <w:b/>
+          <w:bCs/>
+        </w:rPr>
+        <w:t xml:space="preserve"> e Logs/Wal</w:t>
+      </w:r>
+      <w:r>
+        <w:rPr>
+          <w:b/>
+          <w:bCs/>
+        </w:rPr>
+        <w:t xml:space="preserve"> </w:t>
+      </w:r>
+      <w:r>
+        <w:t xml:space="preserve">devem idealmente estar em </w:t>
       </w:r>
       <w:r>
         <w:rPr>
@@ -693,50 +501,68 @@
     <w:p>
       <w:pPr>
         <w:numPr>
-          <w:ilvl w:val="1"/>
-          <w:numId w:val="19"/>
+          <w:ilvl w:val="0"/>
+          <w:numId w:val="18"/>
         </w:numPr>
       </w:pPr>
       <w:r>
-        <w:t>Dados → disco otimizado para leitura/escrita aleatória.</w:t>
-      </w:r>
-    </w:p>
-    <w:p>
-      <w:pPr>
-        <w:numPr>
-          <w:ilvl w:val="1"/>
-          <w:numId w:val="19"/>
-        </w:numPr>
-      </w:pPr>
-      <w:r>
-        <w:t>WAL/</w:t>
-      </w:r>
-      <w:proofErr w:type="spellStart"/>
-      <w:r>
-        <w:t>logs</w:t>
-      </w:r>
-      <w:proofErr w:type="spellEnd"/>
-      <w:r>
-        <w:t xml:space="preserve"> → disco otimizado para escrita sequencial.</w:t>
+        <w:t>Dados →</w:t>
+      </w:r>
+      <w:r>
+        <w:t xml:space="preserve"> </w:t>
+      </w:r>
+      <w:r>
+        <w:t>C:\Program Files\PostgreSQL\18\data\base</w:t>
       </w:r>
     </w:p>
     <w:p>
       <w:pPr>
         <w:numPr>
           <w:ilvl w:val="0"/>
-          <w:numId w:val="19"/>
+          <w:numId w:val="18"/>
         </w:numPr>
       </w:pPr>
       <w:r>
         <w:lastRenderedPageBreak/>
-        <w:t>Benefício: maior desempenho e resiliência (se um disco falhar, o outro pode ser recuperado).</w:t>
+        <w:t>L</w:t>
+      </w:r>
+      <w:r>
+        <w:t xml:space="preserve">ogs → </w:t>
+      </w:r>
+      <w:r>
+        <w:t>F:\PostgreSQL\Log</w:t>
+      </w:r>
+      <w:r>
+        <w:t xml:space="preserve">. </w:t>
+      </w:r>
+    </w:p>
+    <w:p>
+      <w:pPr>
+        <w:numPr>
+          <w:ilvl w:val="0"/>
+          <w:numId w:val="18"/>
+        </w:numPr>
+      </w:pPr>
+      <w:r>
+        <w:t xml:space="preserve">Wal </w:t>
+      </w:r>
+      <w:r>
+        <w:t>→</w:t>
+      </w:r>
+      <w:r>
+        <w:t xml:space="preserve"> </w:t>
+      </w:r>
+      <w:r>
+        <w:t>F:\PostgreSQL\WAL\pg_wal</w:t>
       </w:r>
     </w:p>
     <w:p>
       <w:pPr>
         <w:rPr>
+          <w:rFonts w:cs="Times New Roman"/>
           <w:b/>
           <w:bCs/>
+          <w:szCs w:val="28"/>
         </w:rPr>
       </w:pPr>
       <w:r>
@@ -771,153 +597,329 @@
       </w:r>
     </w:p>
     <w:p>
+      <w:r>
+        <w:t>Benefício: maior desempenho e resiliência (se um disco falhar, o outro pode ser recuperado).</w:t>
+      </w:r>
+    </w:p>
+    <w:p>
+      <w:r>
+        <w:t>Separar dados e logs reduz contenção de I/O porque cada um usa padrões de acesso completamente diferentes:</w:t>
+      </w:r>
+    </w:p>
+    <w:p>
       <w:pPr>
         <w:numPr>
           <w:ilvl w:val="0"/>
-          <w:numId w:val="20"/>
+          <w:numId w:val="21"/>
         </w:numPr>
       </w:pPr>
+      <w:r>
+        <w:t>Dados → acesso aleatório (random I/O)</w:t>
+      </w:r>
+    </w:p>
+    <w:p>
+      <w:pPr>
+        <w:numPr>
+          <w:ilvl w:val="0"/>
+          <w:numId w:val="21"/>
+        </w:numPr>
+      </w:pPr>
+      <w:r>
+        <w:t>Logs/WAL → acesso sequencial (sequential I/O)</w:t>
+      </w:r>
+    </w:p>
+    <w:p>
+      <w:r>
+        <w:t>Misturar estes dois tipos de carga no mesmo disco cria competição direta pelo mesmo recurso físico, reduz desempenho e aumenta latência.</w:t>
+      </w:r>
+    </w:p>
+    <w:p>
+      <w:pPr>
+        <w:ind w:left="0" w:firstLine="0"/>
+      </w:pPr>
+      <w:r>
+        <w:t>Dados = Acesso Aleatório</w:t>
+      </w:r>
+    </w:p>
+    <w:p>
+      <w:r>
+        <w:t>Os ficheiros de dados (base/, global/, tabelas, índices) são acessados de forma não linear</w:t>
+      </w:r>
+      <w:r>
+        <w:t>.</w:t>
+      </w:r>
+    </w:p>
+    <w:p>
+      <w:pPr>
+        <w:ind w:left="0" w:firstLine="0"/>
+      </w:pPr>
+      <w:r>
+        <w:t>Logs/WAL = Acesso Sequencial</w:t>
+      </w:r>
+    </w:p>
+    <w:p>
+      <w:r>
+        <w:t>O WAL (pg_wal/) é escrito sempre de forma sequencial, bloco após bloco:</w:t>
+      </w:r>
+    </w:p>
+    <w:p>
+      <w:pPr>
+        <w:numPr>
+          <w:ilvl w:val="0"/>
+          <w:numId w:val="23"/>
+        </w:numPr>
+      </w:pPr>
+      <w:r>
+        <w:t>Cada transação gera registos WAL</w:t>
+      </w:r>
+    </w:p>
+    <w:p>
+      <w:pPr>
+        <w:numPr>
+          <w:ilvl w:val="0"/>
+          <w:numId w:val="23"/>
+        </w:numPr>
+      </w:pPr>
+      <w:r>
+        <w:t>O PostgreSQL escreve no WAL antes de escrever nos dados (Write-Ahead Logging)</w:t>
+      </w:r>
+    </w:p>
+    <w:p>
+      <w:pPr>
+        <w:numPr>
+          <w:ilvl w:val="0"/>
+          <w:numId w:val="23"/>
+        </w:numPr>
+      </w:pPr>
+      <w:r>
+        <w:t>O padrão é linear, contínuo, sem saltos</w:t>
+      </w:r>
+    </w:p>
+    <w:p>
+      <w:pPr>
+        <w:rPr>
+          <w:rFonts w:cs="Times New Roman"/>
+          <w:b/>
+          <w:szCs w:val="28"/>
+        </w:rPr>
+      </w:pPr>
+    </w:p>
+    <w:p>
+      <w:pPr>
+        <w:rPr>
+          <w:rFonts w:cs="Times New Roman"/>
+          <w:b/>
+          <w:szCs w:val="28"/>
+        </w:rPr>
+      </w:pPr>
+    </w:p>
+    <w:p>
+      <w:pPr>
+        <w:rPr>
+          <w:rFonts w:cs="Times New Roman"/>
+          <w:b/>
+          <w:szCs w:val="28"/>
+        </w:rPr>
+      </w:pPr>
+    </w:p>
+    <w:p>
+      <w:pPr>
+        <w:rPr>
+          <w:rFonts w:cs="Times New Roman"/>
+          <w:b/>
+          <w:szCs w:val="28"/>
+        </w:rPr>
+      </w:pPr>
+    </w:p>
+    <w:p>
+      <w:pPr>
+        <w:rPr>
+          <w:rFonts w:cs="Times New Roman"/>
+          <w:b/>
+          <w:szCs w:val="28"/>
+        </w:rPr>
+      </w:pPr>
+    </w:p>
+    <w:p>
+      <w:pPr>
+        <w:rPr>
+          <w:rFonts w:cs="Times New Roman"/>
+          <w:bCs/>
+          <w:szCs w:val="28"/>
+        </w:rPr>
+      </w:pPr>
+      <w:r>
+        <w:rPr>
+          <w:rFonts w:cs="Times New Roman"/>
+          <w:b/>
+          <w:szCs w:val="28"/>
+        </w:rPr>
+        <w:t>Analisar a arquitetura física do SGBD</w:t>
+      </w:r>
+      <w:r>
+        <w:rPr>
+          <w:rFonts w:cs="Times New Roman"/>
+          <w:bCs/>
+          <w:szCs w:val="28"/>
+        </w:rPr>
+        <w:t xml:space="preserve"> </w:t>
+      </w:r>
       <w:r>
         <w:rPr>
           <w:b/>
           <w:bCs/>
         </w:rPr>
-        <w:t>Isolamento lógico</w:t>
-      </w:r>
-      <w:r>
-        <w:t xml:space="preserve">: cada diretório tem uma função clara (dados, </w:t>
-      </w:r>
-      <w:proofErr w:type="spellStart"/>
-      <w:r>
-        <w:t>logs</w:t>
-      </w:r>
-      <w:proofErr w:type="spellEnd"/>
-      <w:r>
-        <w:t>, estatísticas, configuração).</w:t>
-      </w:r>
-    </w:p>
-    <w:p>
-      <w:pPr>
-        <w:numPr>
-          <w:ilvl w:val="0"/>
-          <w:numId w:val="20"/>
-        </w:numPr>
-      </w:pPr>
+        <w:t>— PostgreSQL 18 (Windows)</w:t>
+      </w:r>
       <w:r>
         <w:rPr>
           <w:b/>
           <w:bCs/>
         </w:rPr>
-        <w:t>Performance</w:t>
-      </w:r>
-      <w:r>
-        <w:t>: separação de dados e WAL evita contenção de I/O.</w:t>
-      </w:r>
-    </w:p>
-    <w:p>
-      <w:pPr>
-        <w:numPr>
-          <w:ilvl w:val="0"/>
-          <w:numId w:val="20"/>
-        </w:numPr>
-      </w:pPr>
-      <w:r>
-        <w:rPr>
-          <w:b/>
-          <w:bCs/>
-        </w:rPr>
-        <w:t>Manutenção</w:t>
-      </w:r>
-      <w:r>
-        <w:t xml:space="preserve">: diretórios como </w:t>
-      </w:r>
-      <w:proofErr w:type="spellStart"/>
-      <w:r>
-        <w:t>pg_stat_tmp</w:t>
-      </w:r>
-      <w:proofErr w:type="spellEnd"/>
-      <w:r>
-        <w:t xml:space="preserve"> e </w:t>
-      </w:r>
-      <w:proofErr w:type="spellStart"/>
-      <w:r>
-        <w:t>pgsql_tmp</w:t>
-      </w:r>
-      <w:proofErr w:type="spellEnd"/>
-      <w:r>
-        <w:t xml:space="preserve"> são voláteis e não precisam de backup.</w:t>
-      </w:r>
-    </w:p>
-    <w:p>
-      <w:pPr>
-        <w:numPr>
-          <w:ilvl w:val="0"/>
-          <w:numId w:val="20"/>
-        </w:numPr>
-      </w:pPr>
-      <w:r>
-        <w:rPr>
-          <w:b/>
-          <w:bCs/>
-        </w:rPr>
-        <w:t>Segurança</w:t>
-      </w:r>
-      <w:r>
-        <w:t>: ficheiros de configuração (</w:t>
-      </w:r>
-      <w:proofErr w:type="spellStart"/>
-      <w:r>
-        <w:t>pg_hba.conf</w:t>
-      </w:r>
-      <w:proofErr w:type="spellEnd"/>
-      <w:r>
-        <w:t xml:space="preserve">, </w:t>
-      </w:r>
-      <w:proofErr w:type="spellStart"/>
-      <w:r>
-        <w:t>postgresql.conf</w:t>
-      </w:r>
-      <w:proofErr w:type="spellEnd"/>
-      <w:r>
-        <w:t>) ficam centralizados para facilitar auditoria.</w:t>
-      </w:r>
-    </w:p>
-    <w:p>
-      <w:pPr>
-        <w:numPr>
-          <w:ilvl w:val="0"/>
-          <w:numId w:val="20"/>
-        </w:numPr>
-      </w:pPr>
-      <w:r>
-        <w:rPr>
-          <w:b/>
-          <w:bCs/>
-        </w:rPr>
-        <w:t>Escalabilidade</w:t>
-      </w:r>
-      <w:r>
-        <w:t xml:space="preserve">: </w:t>
-      </w:r>
-      <w:proofErr w:type="spellStart"/>
-      <w:r>
-        <w:t>tablespaces</w:t>
-      </w:r>
-      <w:proofErr w:type="spellEnd"/>
-      <w:r>
-        <w:t xml:space="preserve"> (</w:t>
-      </w:r>
-      <w:proofErr w:type="spellStart"/>
-      <w:r>
-        <w:t>pg_tblspc</w:t>
-      </w:r>
-      <w:proofErr w:type="spellEnd"/>
-      <w:r>
-        <w:t>) permitem distribuir dados em discos diferentes conforme necessidade.</w:t>
-      </w:r>
+        <w:t xml:space="preserve"> Final</w:t>
+      </w:r>
+    </w:p>
+    <w:p>
+      <w:r>
+        <w:lastRenderedPageBreak/>
+        <w:t>C:\Program Files\PostgreSQL\18\</w:t>
+      </w:r>
+    </w:p>
+    <w:p>
+      <w:r>
+        <w:t>├── bin\                   # Executáveis (psql, initdb, pg_ctl, etc.)</w:t>
+      </w:r>
+    </w:p>
+    <w:p>
+      <w:r>
+        <w:t>├── data\                  # Diretório principal de dados da instância</w:t>
+      </w:r>
+    </w:p>
+    <w:p>
+      <w:r>
+        <w:t>│   ├── base\              # Bancos de dados (cada subpasta = OID de um DB)</w:t>
+      </w:r>
+    </w:p>
+    <w:p>
+      <w:r>
+        <w:t>│   ├── global\            # Catálogo global (usuários, tablespaces, etc.)</w:t>
+      </w:r>
+    </w:p>
+    <w:p>
+      <w:r>
+        <w:t>│   ├── pg_stat_tmp\       # Estatísticas temporárias</w:t>
+      </w:r>
+    </w:p>
+    <w:p>
+      <w:r>
+        <w:t>│   ├── pg_tblspc\         # Links simbólicos para tablespaces</w:t>
+      </w:r>
+    </w:p>
+    <w:p>
+      <w:r>
+        <w:t>│   ├── pg_temp\           # Objetos temporários (quando criados)</w:t>
+      </w:r>
+    </w:p>
+    <w:p>
+      <w:r>
+        <w:t>│   ├── postgresql.conf    # Configuração principal</w:t>
+      </w:r>
+    </w:p>
+    <w:p>
+      <w:r>
+        <w:t>│   ├── pg_hba.conf        # Configuração de autenticação</w:t>
+      </w:r>
+    </w:p>
+    <w:p>
+      <w:r>
+        <w:t>│   └── pg_ident.conf      # Mapeamento de usuários do SO → PostgreSQL</w:t>
+      </w:r>
+    </w:p>
+    <w:p>
+      <w:r>
+        <w:t>├── lib\                   # Bibliotecas</w:t>
+      </w:r>
+    </w:p>
+    <w:p>
+      <w:r>
+        <w:t>├── share\                 # Arquivos compartilhados (mensagens, collation)</w:t>
+      </w:r>
+    </w:p>
+    <w:p>
+      <w:r>
+        <w:t>└── pgAdmin 4\             # Ferramenta de administração gráfica</w:t>
+      </w:r>
+    </w:p>
+    <w:p/>
+    <w:p>
+      <w:r>
+        <w:t>F:\PostgreSQL\</w:t>
+      </w:r>
+    </w:p>
+    <w:p>
+      <w:r>
+        <w:t>├──</w:t>
+      </w:r>
+      <w:r>
+        <w:t xml:space="preserve"> WAL</w:t>
+      </w:r>
+      <w:r>
+        <w:t xml:space="preserve">\            </w:t>
+      </w:r>
+    </w:p>
+    <w:p>
+      <w:r>
+        <w:t>│</w:t>
+      </w:r>
+      <w:r>
+        <w:t xml:space="preserve">    </w:t>
+      </w:r>
+      <w:r>
+        <w:t>└──</w:t>
+      </w:r>
+      <w:r>
+        <w:t xml:space="preserve"> </w:t>
+      </w:r>
+      <w:r>
+        <w:t>pg_wal</w:t>
+      </w:r>
+      <w:r>
+        <w:t>\</w:t>
+      </w:r>
+      <w:r>
+        <w:tab/>
+      </w:r>
+      <w:r>
+        <w:t># Write-Ahead Log (logs de transações)</w:t>
+      </w:r>
+      <w:r>
+        <w:t xml:space="preserve"> </w:t>
+      </w:r>
+    </w:p>
+    <w:p>
+      <w:r>
+        <w:t>└──</w:t>
+      </w:r>
+      <w:r>
+        <w:t xml:space="preserve"> </w:t>
+      </w:r>
+      <w:r>
+        <w:t xml:space="preserve">log\               </w:t>
+      </w:r>
+      <w:r>
+        <w:tab/>
+      </w:r>
+      <w:r>
+        <w:t># Logs de execução (se configurado)</w:t>
+      </w:r>
+    </w:p>
+    <w:p>
+      <w:pPr>
+        <w:ind w:left="0" w:firstLine="0"/>
+      </w:pPr>
     </w:p>
     <w:sectPr>
-      <w:headerReference w:type="default" r:id="rId9"/>
+      <w:headerReference w:type="default" r:id="rId10"/>
       <w:pgSz w:w="11906" w:h="16838"/>
       <w:pgMar w:top="1417" w:right="1701" w:bottom="1417" w:left="1701" w:header="708" w:footer="708" w:gutter="0"/>
       <w:cols w:space="708"/>
@@ -1109,51 +1111,7 @@
         <w:sz w:val="20"/>
         <w:szCs w:val="28"/>
       </w:rPr>
-      <w:t xml:space="preserve">Trabalho Pratico Final do </w:t>
-    </w:r>
-    <w:proofErr w:type="spellStart"/>
-    <w:r>
-      <w:rPr>
-        <w:b/>
-        <w:i/>
-        <w:color w:val="00B0F0"/>
-        <w:sz w:val="20"/>
-        <w:szCs w:val="28"/>
-      </w:rPr>
-      <w:t>GrupoA_PostgreSQL</w:t>
-    </w:r>
-    <w:proofErr w:type="spellEnd"/>
-    <w:r>
-      <w:rPr>
-        <w:b/>
-        <w:i/>
-        <w:color w:val="00B0F0"/>
-        <w:sz w:val="20"/>
-        <w:szCs w:val="28"/>
-      </w:rPr>
-      <w:t xml:space="preserve"> – Admirson, </w:t>
-    </w:r>
-    <w:proofErr w:type="spellStart"/>
-    <w:r>
-      <w:rPr>
-        <w:b/>
-        <w:i/>
-        <w:color w:val="00B0F0"/>
-        <w:sz w:val="20"/>
-        <w:szCs w:val="28"/>
-      </w:rPr>
-      <w:t>Delton</w:t>
-    </w:r>
-    <w:proofErr w:type="spellEnd"/>
-    <w:r>
-      <w:rPr>
-        <w:b/>
-        <w:i/>
-        <w:color w:val="00B0F0"/>
-        <w:sz w:val="20"/>
-        <w:szCs w:val="28"/>
-      </w:rPr>
-      <w:t xml:space="preserve"> e Gilson</w:t>
+      <w:t>Trabalho Pratico Final do GrupoA_PostgreSQL – Admirson, Delton e Gilson</w:t>
     </w:r>
   </w:p>
 </w:hdr>
@@ -1954,6 +1912,304 @@
     </w:lvl>
   </w:abstractNum>
   <w:abstractNum w:abstractNumId="8" w15:restartNumberingAfterBreak="0">
+    <w:nsid w:val="1C6919F0"/>
+    <w:multiLevelType w:val="multilevel"/>
+    <w:tmpl w:val="9D30D7E6"/>
+    <w:lvl w:ilvl="0">
+      <w:start w:val="1"/>
+      <w:numFmt w:val="bullet"/>
+      <w:lvlText w:val=""/>
+      <w:lvlJc w:val="left"/>
+      <w:pPr>
+        <w:tabs>
+          <w:tab w:val="num" w:pos="720"/>
+        </w:tabs>
+        <w:ind w:left="720" w:hanging="360"/>
+      </w:pPr>
+      <w:rPr>
+        <w:rFonts w:ascii="Symbol" w:hAnsi="Symbol" w:hint="default"/>
+        <w:sz w:val="20"/>
+      </w:rPr>
+    </w:lvl>
+    <w:lvl w:ilvl="1" w:tentative="1">
+      <w:start w:val="1"/>
+      <w:numFmt w:val="bullet"/>
+      <w:lvlText w:val="o"/>
+      <w:lvlJc w:val="left"/>
+      <w:pPr>
+        <w:tabs>
+          <w:tab w:val="num" w:pos="1440"/>
+        </w:tabs>
+        <w:ind w:left="1440" w:hanging="360"/>
+      </w:pPr>
+      <w:rPr>
+        <w:rFonts w:ascii="Courier New" w:hAnsi="Courier New" w:hint="default"/>
+        <w:sz w:val="20"/>
+      </w:rPr>
+    </w:lvl>
+    <w:lvl w:ilvl="2" w:tentative="1">
+      <w:start w:val="1"/>
+      <w:numFmt w:val="bullet"/>
+      <w:lvlText w:val=""/>
+      <w:lvlJc w:val="left"/>
+      <w:pPr>
+        <w:tabs>
+          <w:tab w:val="num" w:pos="2160"/>
+        </w:tabs>
+        <w:ind w:left="2160" w:hanging="360"/>
+      </w:pPr>
+      <w:rPr>
+        <w:rFonts w:ascii="Wingdings" w:hAnsi="Wingdings" w:hint="default"/>
+        <w:sz w:val="20"/>
+      </w:rPr>
+    </w:lvl>
+    <w:lvl w:ilvl="3" w:tentative="1">
+      <w:start w:val="1"/>
+      <w:numFmt w:val="bullet"/>
+      <w:lvlText w:val=""/>
+      <w:lvlJc w:val="left"/>
+      <w:pPr>
+        <w:tabs>
+          <w:tab w:val="num" w:pos="2880"/>
+        </w:tabs>
+        <w:ind w:left="2880" w:hanging="360"/>
+      </w:pPr>
+      <w:rPr>
+        <w:rFonts w:ascii="Wingdings" w:hAnsi="Wingdings" w:hint="default"/>
+        <w:sz w:val="20"/>
+      </w:rPr>
+    </w:lvl>
+    <w:lvl w:ilvl="4" w:tentative="1">
+      <w:start w:val="1"/>
+      <w:numFmt w:val="bullet"/>
+      <w:lvlText w:val=""/>
+      <w:lvlJc w:val="left"/>
+      <w:pPr>
+        <w:tabs>
+          <w:tab w:val="num" w:pos="3600"/>
+        </w:tabs>
+        <w:ind w:left="3600" w:hanging="360"/>
+      </w:pPr>
+      <w:rPr>
+        <w:rFonts w:ascii="Wingdings" w:hAnsi="Wingdings" w:hint="default"/>
+        <w:sz w:val="20"/>
+      </w:rPr>
+    </w:lvl>
+    <w:lvl w:ilvl="5" w:tentative="1">
+      <w:start w:val="1"/>
+      <w:numFmt w:val="bullet"/>
+      <w:lvlText w:val=""/>
+      <w:lvlJc w:val="left"/>
+      <w:pPr>
+        <w:tabs>
+          <w:tab w:val="num" w:pos="4320"/>
+        </w:tabs>
+        <w:ind w:left="4320" w:hanging="360"/>
+      </w:pPr>
+      <w:rPr>
+        <w:rFonts w:ascii="Wingdings" w:hAnsi="Wingdings" w:hint="default"/>
+        <w:sz w:val="20"/>
+      </w:rPr>
+    </w:lvl>
+    <w:lvl w:ilvl="6" w:tentative="1">
+      <w:start w:val="1"/>
+      <w:numFmt w:val="bullet"/>
+      <w:lvlText w:val=""/>
+      <w:lvlJc w:val="left"/>
+      <w:pPr>
+        <w:tabs>
+          <w:tab w:val="num" w:pos="5040"/>
+        </w:tabs>
+        <w:ind w:left="5040" w:hanging="360"/>
+      </w:pPr>
+      <w:rPr>
+        <w:rFonts w:ascii="Wingdings" w:hAnsi="Wingdings" w:hint="default"/>
+        <w:sz w:val="20"/>
+      </w:rPr>
+    </w:lvl>
+    <w:lvl w:ilvl="7" w:tentative="1">
+      <w:start w:val="1"/>
+      <w:numFmt w:val="bullet"/>
+      <w:lvlText w:val=""/>
+      <w:lvlJc w:val="left"/>
+      <w:pPr>
+        <w:tabs>
+          <w:tab w:val="num" w:pos="5760"/>
+        </w:tabs>
+        <w:ind w:left="5760" w:hanging="360"/>
+      </w:pPr>
+      <w:rPr>
+        <w:rFonts w:ascii="Wingdings" w:hAnsi="Wingdings" w:hint="default"/>
+        <w:sz w:val="20"/>
+      </w:rPr>
+    </w:lvl>
+    <w:lvl w:ilvl="8" w:tentative="1">
+      <w:start w:val="1"/>
+      <w:numFmt w:val="bullet"/>
+      <w:lvlText w:val=""/>
+      <w:lvlJc w:val="left"/>
+      <w:pPr>
+        <w:tabs>
+          <w:tab w:val="num" w:pos="6480"/>
+        </w:tabs>
+        <w:ind w:left="6480" w:hanging="360"/>
+      </w:pPr>
+      <w:rPr>
+        <w:rFonts w:ascii="Wingdings" w:hAnsi="Wingdings" w:hint="default"/>
+        <w:sz w:val="20"/>
+      </w:rPr>
+    </w:lvl>
+  </w:abstractNum>
+  <w:abstractNum w:abstractNumId="9" w15:restartNumberingAfterBreak="0">
+    <w:nsid w:val="20D00ECB"/>
+    <w:multiLevelType w:val="multilevel"/>
+    <w:tmpl w:val="655280C6"/>
+    <w:lvl w:ilvl="0">
+      <w:start w:val="1"/>
+      <w:numFmt w:val="bullet"/>
+      <w:lvlText w:val=""/>
+      <w:lvlJc w:val="left"/>
+      <w:pPr>
+        <w:tabs>
+          <w:tab w:val="num" w:pos="720"/>
+        </w:tabs>
+        <w:ind w:left="720" w:hanging="360"/>
+      </w:pPr>
+      <w:rPr>
+        <w:rFonts w:ascii="Symbol" w:hAnsi="Symbol" w:hint="default"/>
+        <w:sz w:val="20"/>
+      </w:rPr>
+    </w:lvl>
+    <w:lvl w:ilvl="1" w:tentative="1">
+      <w:start w:val="1"/>
+      <w:numFmt w:val="bullet"/>
+      <w:lvlText w:val="o"/>
+      <w:lvlJc w:val="left"/>
+      <w:pPr>
+        <w:tabs>
+          <w:tab w:val="num" w:pos="1440"/>
+        </w:tabs>
+        <w:ind w:left="1440" w:hanging="360"/>
+      </w:pPr>
+      <w:rPr>
+        <w:rFonts w:ascii="Courier New" w:hAnsi="Courier New" w:hint="default"/>
+        <w:sz w:val="20"/>
+      </w:rPr>
+    </w:lvl>
+    <w:lvl w:ilvl="2" w:tentative="1">
+      <w:start w:val="1"/>
+      <w:numFmt w:val="bullet"/>
+      <w:lvlText w:val=""/>
+      <w:lvlJc w:val="left"/>
+      <w:pPr>
+        <w:tabs>
+          <w:tab w:val="num" w:pos="2160"/>
+        </w:tabs>
+        <w:ind w:left="2160" w:hanging="360"/>
+      </w:pPr>
+      <w:rPr>
+        <w:rFonts w:ascii="Wingdings" w:hAnsi="Wingdings" w:hint="default"/>
+        <w:sz w:val="20"/>
+      </w:rPr>
+    </w:lvl>
+    <w:lvl w:ilvl="3" w:tentative="1">
+      <w:start w:val="1"/>
+      <w:numFmt w:val="bullet"/>
+      <w:lvlText w:val=""/>
+      <w:lvlJc w:val="left"/>
+      <w:pPr>
+        <w:tabs>
+          <w:tab w:val="num" w:pos="2880"/>
+        </w:tabs>
+        <w:ind w:left="2880" w:hanging="360"/>
+      </w:pPr>
+      <w:rPr>
+        <w:rFonts w:ascii="Wingdings" w:hAnsi="Wingdings" w:hint="default"/>
+        <w:sz w:val="20"/>
+      </w:rPr>
+    </w:lvl>
+    <w:lvl w:ilvl="4" w:tentative="1">
+      <w:start w:val="1"/>
+      <w:numFmt w:val="bullet"/>
+      <w:lvlText w:val=""/>
+      <w:lvlJc w:val="left"/>
+      <w:pPr>
+        <w:tabs>
+          <w:tab w:val="num" w:pos="3600"/>
+        </w:tabs>
+        <w:ind w:left="3600" w:hanging="360"/>
+      </w:pPr>
+      <w:rPr>
+        <w:rFonts w:ascii="Wingdings" w:hAnsi="Wingdings" w:hint="default"/>
+        <w:sz w:val="20"/>
+      </w:rPr>
+    </w:lvl>
+    <w:lvl w:ilvl="5" w:tentative="1">
+      <w:start w:val="1"/>
+      <w:numFmt w:val="bullet"/>
+      <w:lvlText w:val=""/>
+      <w:lvlJc w:val="left"/>
+      <w:pPr>
+        <w:tabs>
+          <w:tab w:val="num" w:pos="4320"/>
+        </w:tabs>
+        <w:ind w:left="4320" w:hanging="360"/>
+      </w:pPr>
+      <w:rPr>
+        <w:rFonts w:ascii="Wingdings" w:hAnsi="Wingdings" w:hint="default"/>
+        <w:sz w:val="20"/>
+      </w:rPr>
+    </w:lvl>
+    <w:lvl w:ilvl="6" w:tentative="1">
+      <w:start w:val="1"/>
+      <w:numFmt w:val="bullet"/>
+      <w:lvlText w:val=""/>
+      <w:lvlJc w:val="left"/>
+      <w:pPr>
+        <w:tabs>
+          <w:tab w:val="num" w:pos="5040"/>
+        </w:tabs>
+        <w:ind w:left="5040" w:hanging="360"/>
+      </w:pPr>
+      <w:rPr>
+        <w:rFonts w:ascii="Wingdings" w:hAnsi="Wingdings" w:hint="default"/>
+        <w:sz w:val="20"/>
+      </w:rPr>
+    </w:lvl>
+    <w:lvl w:ilvl="7" w:tentative="1">
+      <w:start w:val="1"/>
+      <w:numFmt w:val="bullet"/>
+      <w:lvlText w:val=""/>
+      <w:lvlJc w:val="left"/>
+      <w:pPr>
+        <w:tabs>
+          <w:tab w:val="num" w:pos="5760"/>
+        </w:tabs>
+        <w:ind w:left="5760" w:hanging="360"/>
+      </w:pPr>
+      <w:rPr>
+        <w:rFonts w:ascii="Wingdings" w:hAnsi="Wingdings" w:hint="default"/>
+        <w:sz w:val="20"/>
+      </w:rPr>
+    </w:lvl>
+    <w:lvl w:ilvl="8" w:tentative="1">
+      <w:start w:val="1"/>
+      <w:numFmt w:val="bullet"/>
+      <w:lvlText w:val=""/>
+      <w:lvlJc w:val="left"/>
+      <w:pPr>
+        <w:tabs>
+          <w:tab w:val="num" w:pos="6480"/>
+        </w:tabs>
+        <w:ind w:left="6480" w:hanging="360"/>
+      </w:pPr>
+      <w:rPr>
+        <w:rFonts w:ascii="Wingdings" w:hAnsi="Wingdings" w:hint="default"/>
+        <w:sz w:val="20"/>
+      </w:rPr>
+    </w:lvl>
+  </w:abstractNum>
+  <w:abstractNum w:abstractNumId="10" w15:restartNumberingAfterBreak="0">
     <w:nsid w:val="26DF6A69"/>
     <w:multiLevelType w:val="multilevel"/>
     <w:tmpl w:val="30C69348"/>
@@ -2102,7 +2358,7 @@
       </w:rPr>
     </w:lvl>
   </w:abstractNum>
-  <w:abstractNum w:abstractNumId="9" w15:restartNumberingAfterBreak="0">
+  <w:abstractNum w:abstractNumId="11" w15:restartNumberingAfterBreak="0">
     <w:nsid w:val="29AD7EDA"/>
     <w:multiLevelType w:val="multilevel"/>
     <w:tmpl w:val="840A0B16"/>
@@ -2215,7 +2471,7 @@
       </w:pPr>
     </w:lvl>
   </w:abstractNum>
-  <w:abstractNum w:abstractNumId="10" w15:restartNumberingAfterBreak="0">
+  <w:abstractNum w:abstractNumId="12" w15:restartNumberingAfterBreak="0">
     <w:nsid w:val="341E2619"/>
     <w:multiLevelType w:val="multilevel"/>
     <w:tmpl w:val="884EA57E"/>
@@ -2364,7 +2620,156 @@
       </w:rPr>
     </w:lvl>
   </w:abstractNum>
-  <w:abstractNum w:abstractNumId="11" w15:restartNumberingAfterBreak="0">
+  <w:abstractNum w:abstractNumId="13" w15:restartNumberingAfterBreak="0">
+    <w:nsid w:val="38623EDC"/>
+    <w:multiLevelType w:val="multilevel"/>
+    <w:tmpl w:val="8B885E44"/>
+    <w:lvl w:ilvl="0">
+      <w:start w:val="1"/>
+      <w:numFmt w:val="bullet"/>
+      <w:lvlText w:val=""/>
+      <w:lvlJc w:val="left"/>
+      <w:pPr>
+        <w:tabs>
+          <w:tab w:val="num" w:pos="720"/>
+        </w:tabs>
+        <w:ind w:left="720" w:hanging="360"/>
+      </w:pPr>
+      <w:rPr>
+        <w:rFonts w:ascii="Symbol" w:hAnsi="Symbol" w:hint="default"/>
+        <w:sz w:val="20"/>
+      </w:rPr>
+    </w:lvl>
+    <w:lvl w:ilvl="1" w:tentative="1">
+      <w:start w:val="1"/>
+      <w:numFmt w:val="bullet"/>
+      <w:lvlText w:val="o"/>
+      <w:lvlJc w:val="left"/>
+      <w:pPr>
+        <w:tabs>
+          <w:tab w:val="num" w:pos="1440"/>
+        </w:tabs>
+        <w:ind w:left="1440" w:hanging="360"/>
+      </w:pPr>
+      <w:rPr>
+        <w:rFonts w:ascii="Courier New" w:hAnsi="Courier New" w:hint="default"/>
+        <w:sz w:val="20"/>
+      </w:rPr>
+    </w:lvl>
+    <w:lvl w:ilvl="2" w:tentative="1">
+      <w:start w:val="1"/>
+      <w:numFmt w:val="bullet"/>
+      <w:lvlText w:val=""/>
+      <w:lvlJc w:val="left"/>
+      <w:pPr>
+        <w:tabs>
+          <w:tab w:val="num" w:pos="2160"/>
+        </w:tabs>
+        <w:ind w:left="2160" w:hanging="360"/>
+      </w:pPr>
+      <w:rPr>
+        <w:rFonts w:ascii="Wingdings" w:hAnsi="Wingdings" w:hint="default"/>
+        <w:sz w:val="20"/>
+      </w:rPr>
+    </w:lvl>
+    <w:lvl w:ilvl="3" w:tentative="1">
+      <w:start w:val="1"/>
+      <w:numFmt w:val="bullet"/>
+      <w:lvlText w:val=""/>
+      <w:lvlJc w:val="left"/>
+      <w:pPr>
+        <w:tabs>
+          <w:tab w:val="num" w:pos="2880"/>
+        </w:tabs>
+        <w:ind w:left="2880" w:hanging="360"/>
+      </w:pPr>
+      <w:rPr>
+        <w:rFonts w:ascii="Wingdings" w:hAnsi="Wingdings" w:hint="default"/>
+        <w:sz w:val="20"/>
+      </w:rPr>
+    </w:lvl>
+    <w:lvl w:ilvl="4" w:tentative="1">
+      <w:start w:val="1"/>
+      <w:numFmt w:val="bullet"/>
+      <w:lvlText w:val=""/>
+      <w:lvlJc w:val="left"/>
+      <w:pPr>
+        <w:tabs>
+          <w:tab w:val="num" w:pos="3600"/>
+        </w:tabs>
+        <w:ind w:left="3600" w:hanging="360"/>
+      </w:pPr>
+      <w:rPr>
+        <w:rFonts w:ascii="Wingdings" w:hAnsi="Wingdings" w:hint="default"/>
+        <w:sz w:val="20"/>
+      </w:rPr>
+    </w:lvl>
+    <w:lvl w:ilvl="5" w:tentative="1">
+      <w:start w:val="1"/>
+      <w:numFmt w:val="bullet"/>
+      <w:lvlText w:val=""/>
+      <w:lvlJc w:val="left"/>
+      <w:pPr>
+        <w:tabs>
+          <w:tab w:val="num" w:pos="4320"/>
+        </w:tabs>
+        <w:ind w:left="4320" w:hanging="360"/>
+      </w:pPr>
+      <w:rPr>
+        <w:rFonts w:ascii="Wingdings" w:hAnsi="Wingdings" w:hint="default"/>
+        <w:sz w:val="20"/>
+      </w:rPr>
+    </w:lvl>
+    <w:lvl w:ilvl="6" w:tentative="1">
+      <w:start w:val="1"/>
+      <w:numFmt w:val="bullet"/>
+      <w:lvlText w:val=""/>
+      <w:lvlJc w:val="left"/>
+      <w:pPr>
+        <w:tabs>
+          <w:tab w:val="num" w:pos="5040"/>
+        </w:tabs>
+        <w:ind w:left="5040" w:hanging="360"/>
+      </w:pPr>
+      <w:rPr>
+        <w:rFonts w:ascii="Wingdings" w:hAnsi="Wingdings" w:hint="default"/>
+        <w:sz w:val="20"/>
+      </w:rPr>
+    </w:lvl>
+    <w:lvl w:ilvl="7" w:tentative="1">
+      <w:start w:val="1"/>
+      <w:numFmt w:val="bullet"/>
+      <w:lvlText w:val=""/>
+      <w:lvlJc w:val="left"/>
+      <w:pPr>
+        <w:tabs>
+          <w:tab w:val="num" w:pos="5760"/>
+        </w:tabs>
+        <w:ind w:left="5760" w:hanging="360"/>
+      </w:pPr>
+      <w:rPr>
+        <w:rFonts w:ascii="Wingdings" w:hAnsi="Wingdings" w:hint="default"/>
+        <w:sz w:val="20"/>
+      </w:rPr>
+    </w:lvl>
+    <w:lvl w:ilvl="8" w:tentative="1">
+      <w:start w:val="1"/>
+      <w:numFmt w:val="bullet"/>
+      <w:lvlText w:val=""/>
+      <w:lvlJc w:val="left"/>
+      <w:pPr>
+        <w:tabs>
+          <w:tab w:val="num" w:pos="6480"/>
+        </w:tabs>
+        <w:ind w:left="6480" w:hanging="360"/>
+      </w:pPr>
+      <w:rPr>
+        <w:rFonts w:ascii="Wingdings" w:hAnsi="Wingdings" w:hint="default"/>
+        <w:sz w:val="20"/>
+      </w:rPr>
+    </w:lvl>
+  </w:abstractNum>
+  <w:abstractNum w:abstractNumId="14" w15:restartNumberingAfterBreak="0">
     <w:nsid w:val="3D244D2E"/>
     <w:multiLevelType w:val="hybridMultilevel"/>
     <w:tmpl w:val="4D5E8560"/>
@@ -2454,7 +2859,7 @@
       </w:pPr>
     </w:lvl>
   </w:abstractNum>
-  <w:abstractNum w:abstractNumId="12" w15:restartNumberingAfterBreak="0">
+  <w:abstractNum w:abstractNumId="15" w15:restartNumberingAfterBreak="0">
     <w:nsid w:val="443736C7"/>
     <w:multiLevelType w:val="multilevel"/>
     <w:tmpl w:val="79F42882"/>
@@ -2603,7 +3008,7 @@
       </w:rPr>
     </w:lvl>
   </w:abstractNum>
-  <w:abstractNum w:abstractNumId="13" w15:restartNumberingAfterBreak="0">
+  <w:abstractNum w:abstractNumId="16" w15:restartNumberingAfterBreak="0">
     <w:nsid w:val="45C15256"/>
     <w:multiLevelType w:val="hybridMultilevel"/>
     <w:tmpl w:val="39748EAC"/>
@@ -2693,7 +3098,7 @@
       </w:pPr>
     </w:lvl>
   </w:abstractNum>
-  <w:abstractNum w:abstractNumId="14" w15:restartNumberingAfterBreak="0">
+  <w:abstractNum w:abstractNumId="17" w15:restartNumberingAfterBreak="0">
     <w:nsid w:val="48EC3B92"/>
     <w:multiLevelType w:val="multilevel"/>
     <w:tmpl w:val="1FE26E98"/>
@@ -2842,7 +3247,7 @@
       </w:rPr>
     </w:lvl>
   </w:abstractNum>
-  <w:abstractNum w:abstractNumId="15" w15:restartNumberingAfterBreak="0">
+  <w:abstractNum w:abstractNumId="18" w15:restartNumberingAfterBreak="0">
     <w:nsid w:val="5C957E98"/>
     <w:multiLevelType w:val="hybridMultilevel"/>
     <w:tmpl w:val="B060DC16"/>
@@ -2928,7 +3333,7 @@
       </w:pPr>
     </w:lvl>
   </w:abstractNum>
-  <w:abstractNum w:abstractNumId="16" w15:restartNumberingAfterBreak="0">
+  <w:abstractNum w:abstractNumId="19" w15:restartNumberingAfterBreak="0">
     <w:nsid w:val="62390206"/>
     <w:multiLevelType w:val="hybridMultilevel"/>
     <w:tmpl w:val="BE185886"/>
@@ -3014,7 +3419,7 @@
       </w:pPr>
     </w:lvl>
   </w:abstractNum>
-  <w:abstractNum w:abstractNumId="17" w15:restartNumberingAfterBreak="0">
+  <w:abstractNum w:abstractNumId="20" w15:restartNumberingAfterBreak="0">
     <w:nsid w:val="651C1E52"/>
     <w:multiLevelType w:val="hybridMultilevel"/>
     <w:tmpl w:val="27008258"/>
@@ -3100,7 +3505,7 @@
       </w:pPr>
     </w:lvl>
   </w:abstractNum>
-  <w:abstractNum w:abstractNumId="18" w15:restartNumberingAfterBreak="0">
+  <w:abstractNum w:abstractNumId="21" w15:restartNumberingAfterBreak="0">
     <w:nsid w:val="6B531C2F"/>
     <w:multiLevelType w:val="multilevel"/>
     <w:tmpl w:val="C0D649D0"/>
@@ -3249,7 +3654,7 @@
       </w:rPr>
     </w:lvl>
   </w:abstractNum>
-  <w:abstractNum w:abstractNumId="19" w15:restartNumberingAfterBreak="0">
+  <w:abstractNum w:abstractNumId="22" w15:restartNumberingAfterBreak="0">
     <w:nsid w:val="7059553A"/>
     <w:multiLevelType w:val="multilevel"/>
     <w:tmpl w:val="D6760572"/>
@@ -3411,52 +3816,61 @@
     <w:abstractNumId w:val="7"/>
   </w:num>
   <w:num w:numId="5" w16cid:durableId="1346591075">
-    <w:abstractNumId w:val="17"/>
+    <w:abstractNumId w:val="20"/>
   </w:num>
   <w:num w:numId="6" w16cid:durableId="2140030866">
     <w:abstractNumId w:val="1"/>
   </w:num>
   <w:num w:numId="7" w16cid:durableId="361132598">
-    <w:abstractNumId w:val="16"/>
+    <w:abstractNumId w:val="19"/>
   </w:num>
   <w:num w:numId="8" w16cid:durableId="1147478457">
     <w:abstractNumId w:val="0"/>
   </w:num>
   <w:num w:numId="9" w16cid:durableId="735708991">
+    <w:abstractNumId w:val="12"/>
+  </w:num>
+  <w:num w:numId="10" w16cid:durableId="1409184924">
     <w:abstractNumId w:val="10"/>
   </w:num>
-  <w:num w:numId="10" w16cid:durableId="1409184924">
-    <w:abstractNumId w:val="8"/>
-  </w:num>
   <w:num w:numId="11" w16cid:durableId="647713228">
-    <w:abstractNumId w:val="14"/>
+    <w:abstractNumId w:val="17"/>
   </w:num>
   <w:num w:numId="12" w16cid:durableId="1153137528">
-    <w:abstractNumId w:val="12"/>
+    <w:abstractNumId w:val="15"/>
   </w:num>
   <w:num w:numId="13" w16cid:durableId="1793792205">
-    <w:abstractNumId w:val="13"/>
+    <w:abstractNumId w:val="16"/>
   </w:num>
   <w:num w:numId="14" w16cid:durableId="294986577">
     <w:abstractNumId w:val="6"/>
   </w:num>
   <w:num w:numId="15" w16cid:durableId="929892650">
+    <w:abstractNumId w:val="14"/>
+  </w:num>
+  <w:num w:numId="16" w16cid:durableId="1291205404">
+    <w:abstractNumId w:val="18"/>
+  </w:num>
+  <w:num w:numId="17" w16cid:durableId="1563175414">
     <w:abstractNumId w:val="11"/>
   </w:num>
-  <w:num w:numId="16" w16cid:durableId="1291205404">
-    <w:abstractNumId w:val="15"/>
-  </w:num>
-  <w:num w:numId="17" w16cid:durableId="1563175414">
-    <w:abstractNumId w:val="9"/>
-  </w:num>
   <w:num w:numId="18" w16cid:durableId="285551627">
-    <w:abstractNumId w:val="19"/>
+    <w:abstractNumId w:val="22"/>
   </w:num>
   <w:num w:numId="19" w16cid:durableId="567418227">
-    <w:abstractNumId w:val="18"/>
+    <w:abstractNumId w:val="21"/>
   </w:num>
   <w:num w:numId="20" w16cid:durableId="873275491">
     <w:abstractNumId w:val="4"/>
+  </w:num>
+  <w:num w:numId="21" w16cid:durableId="1429081616">
+    <w:abstractNumId w:val="13"/>
+  </w:num>
+  <w:num w:numId="22" w16cid:durableId="1494835036">
+    <w:abstractNumId w:val="9"/>
+  </w:num>
+  <w:num w:numId="23" w16cid:durableId="668289704">
+    <w:abstractNumId w:val="8"/>
   </w:num>
 </w:numbering>
 </file>
@@ -4092,7 +4506,6 @@
   <w:style w:type="character" w:default="1" w:styleId="Tipodeletrapredefinidodopargrafo">
     <w:name w:val="Default Paragraph Font"/>
     <w:uiPriority w:val="1"/>
-    <w:semiHidden/>
     <w:unhideWhenUsed/>
   </w:style>
   <w:style w:type="table" w:default="1" w:styleId="Tabelanormal">
